--- a/docs/CONTRACTOR_GUIDE.pt-BR.docx
+++ b/docs/CONTRACTOR_GUIDE.pt-BR.docx
@@ -16,7 +16,19 @@
         <w:pStyle w:val="FirstParagraph"/>
       </w:pPr>
       <w:r>
-        <w:t xml:space="preserve">Bem-vindo ao LedgerX. Este guia cobre tudo o que você precisa saber como prestador de serviço: como entrar, enviar recibos, enviar notas fiscais e acompanhar o status do seu trabalho.</w:t>
+        <w:t xml:space="preserve">Bem-vindo ao LedgerX. Este guia cobre tudo o que você precisa saber como</w:t>
+      </w:r>
+      <w:r>
+        <w:t xml:space="preserve"> </w:t>
+      </w:r>
+      <w:r>
+        <w:t xml:space="preserve">prestador de serviço: como entrar, enviar recibos, enviar notas fiscais</w:t>
+      </w:r>
+      <w:r>
+        <w:t xml:space="preserve"> </w:t>
+      </w:r>
+      <w:r>
+        <w:t xml:space="preserve">e acompanhar o status do seu trabalho.</w:t>
       </w:r>
     </w:p>
     <w:p>
@@ -29,6 +41,71 @@
       <w:r>
         <w:t xml:space="preserve"> </w:t>
       </w:r>
+      <w:hyperlink w:anchor="a-versão-de-30-segundos">
+        <w:r>
+          <w:rPr>
+            <w:rStyle w:val="Hyperlink"/>
+          </w:rPr>
+          <w:t xml:space="preserve">A Versão de 30</w:t>
+        </w:r>
+        <w:r>
+          <w:rPr>
+            <w:rStyle w:val="Hyperlink"/>
+          </w:rPr>
+          <w:t xml:space="preserve"> </w:t>
+        </w:r>
+        <w:r>
+          <w:rPr>
+            <w:rStyle w:val="Hyperlink"/>
+          </w:rPr>
+          <w:t xml:space="preserve">Segundos</w:t>
+        </w:r>
+      </w:hyperlink>
+      <w:r>
+        <w:t xml:space="preserve">.</w:t>
+      </w:r>
+    </w:p>
+    <w:p>
+      <w:r>
+        <w:pict>
+          <v:rect style="width:0;height:1.5pt" o:hralign="center" o:hrstd="t" o:hr="t"/>
+        </w:pict>
+      </w:r>
+    </w:p>
+    <w:bookmarkStart w:id="9" w:name="sumário"/>
+    <w:p>
+      <w:pPr>
+        <w:pStyle w:val="Heading2"/>
+      </w:pPr>
+      <w:r>
+        <w:t xml:space="preserve">Sumário</w:t>
+      </w:r>
+    </w:p>
+    <w:p>
+      <w:pPr>
+        <w:pStyle w:val="Compact"/>
+        <w:numPr>
+          <w:ilvl w:val="0"/>
+          <w:numId w:val="1001"/>
+        </w:numPr>
+      </w:pPr>
+      <w:hyperlink w:anchor="introdução">
+        <w:r>
+          <w:rPr>
+            <w:rStyle w:val="Hyperlink"/>
+          </w:rPr>
+          <w:t xml:space="preserve">Introdução</w:t>
+        </w:r>
+      </w:hyperlink>
+    </w:p>
+    <w:p>
+      <w:pPr>
+        <w:pStyle w:val="Compact"/>
+        <w:numPr>
+          <w:ilvl w:val="0"/>
+          <w:numId w:val="1001"/>
+        </w:numPr>
+      </w:pPr>
       <w:hyperlink w:anchor="a-versão-de-30-segundos">
         <w:r>
           <w:rPr>
@@ -37,59 +114,6 @@
           <w:t xml:space="preserve">A Versão de 30 Segundos</w:t>
         </w:r>
       </w:hyperlink>
-      <w:r>
-        <w:t xml:space="preserve">.</w:t>
-      </w:r>
-    </w:p>
-    <w:p>
-      <w:r>
-        <w:pict>
-          <v:rect style="width:0;height:1.5pt" o:hralign="center" o:hrstd="t" o:hr="t"/>
-        </w:pict>
-      </w:r>
-    </w:p>
-    <w:bookmarkStart w:id="9" w:name="sumário"/>
-    <w:p>
-      <w:pPr>
-        <w:pStyle w:val="Heading2"/>
-      </w:pPr>
-      <w:r>
-        <w:t xml:space="preserve">Sumário</w:t>
-      </w:r>
-    </w:p>
-    <w:p>
-      <w:pPr>
-        <w:pStyle w:val="Compact"/>
-        <w:numPr>
-          <w:ilvl w:val="0"/>
-          <w:numId w:val="1001"/>
-        </w:numPr>
-      </w:pPr>
-      <w:hyperlink w:anchor="introdução">
-        <w:r>
-          <w:rPr>
-            <w:rStyle w:val="Hyperlink"/>
-          </w:rPr>
-          <w:t xml:space="preserve">Introdução</w:t>
-        </w:r>
-      </w:hyperlink>
-    </w:p>
-    <w:p>
-      <w:pPr>
-        <w:pStyle w:val="Compact"/>
-        <w:numPr>
-          <w:ilvl w:val="0"/>
-          <w:numId w:val="1001"/>
-        </w:numPr>
-      </w:pPr>
-      <w:hyperlink w:anchor="a-versão-de-30-segundos">
-        <w:r>
-          <w:rPr>
-            <w:rStyle w:val="Hyperlink"/>
-          </w:rPr>
-          <w:t xml:space="preserve">A Versão de 30 Segundos</w:t>
-        </w:r>
-      </w:hyperlink>
     </w:p>
     <w:p>
       <w:pPr>
@@ -138,7 +162,19 @@
           <w:rPr>
             <w:rStyle w:val="Hyperlink"/>
           </w:rPr>
-          <w:t xml:space="preserve">Enviar um Recibo (Adicionar Transação)</w:t>
+          <w:t xml:space="preserve">Enviar um Recibo (Adicionar</w:t>
+        </w:r>
+        <w:r>
+          <w:rPr>
+            <w:rStyle w:val="Hyperlink"/>
+          </w:rPr>
+          <w:t xml:space="preserve"> </w:t>
+        </w:r>
+        <w:r>
+          <w:rPr>
+            <w:rStyle w:val="Hyperlink"/>
+          </w:rPr>
+          <w:t xml:space="preserve">Transação)</w:t>
         </w:r>
       </w:hyperlink>
     </w:p>
@@ -172,7 +208,19 @@
           <w:rPr>
             <w:rStyle w:val="Hyperlink"/>
           </w:rPr>
-          <w:t xml:space="preserve">Acompanhar o Status de uma Nota Fiscal</w:t>
+          <w:t xml:space="preserve">Acompanhar o Status de uma Nota</w:t>
+        </w:r>
+        <w:r>
+          <w:rPr>
+            <w:rStyle w:val="Hyperlink"/>
+          </w:rPr>
+          <w:t xml:space="preserve"> </w:t>
+        </w:r>
+        <w:r>
+          <w:rPr>
+            <w:rStyle w:val="Hyperlink"/>
+          </w:rPr>
+          <w:t xml:space="preserve">Fiscal</w:t>
         </w:r>
       </w:hyperlink>
     </w:p>
@@ -257,7 +305,19 @@
           <w:rPr>
             <w:rStyle w:val="Hyperlink"/>
           </w:rPr>
-          <w:t xml:space="preserve">Perguntas Frequentes e Solução de Problemas</w:t>
+          <w:t xml:space="preserve">Perguntas Frequentes e Solução de</w:t>
+        </w:r>
+        <w:r>
+          <w:rPr>
+            <w:rStyle w:val="Hyperlink"/>
+          </w:rPr>
+          <w:t xml:space="preserve"> </w:t>
+        </w:r>
+        <w:r>
+          <w:rPr>
+            <w:rStyle w:val="Hyperlink"/>
+          </w:rPr>
+          <w:t xml:space="preserve">Problemas</w:t>
         </w:r>
       </w:hyperlink>
     </w:p>
@@ -300,7 +360,19 @@
         <w:pStyle w:val="FirstParagraph"/>
       </w:pPr>
       <w:r>
-        <w:t xml:space="preserve">O LedgerX é o sistema de controle de despesas e notas fiscais usado pelo seu administrador ou gerente de propriedades. Como prestador, você usa o sistema para duas coisas:</w:t>
+        <w:t xml:space="preserve">O LedgerX é o sistema de controle de despesas e notas fiscais usado pelo</w:t>
+      </w:r>
+      <w:r>
+        <w:t xml:space="preserve"> </w:t>
+      </w:r>
+      <w:r>
+        <w:t xml:space="preserve">seu administrador ou gerente de propriedades. Como prestador, você usa o</w:t>
+      </w:r>
+      <w:r>
+        <w:t xml:space="preserve"> </w:t>
+      </w:r>
+      <w:r>
+        <w:t xml:space="preserve">sistema para duas coisas:</w:t>
       </w:r>
     </w:p>
     <w:p>
@@ -322,7 +394,19 @@
         <w:t xml:space="preserve"> </w:t>
       </w:r>
       <w:r>
-        <w:t xml:space="preserve">— comprovantes de compras que você fez em nome de uma propriedade (materiais, suprimentos, combustível, etc.). Esses entram como</w:t>
+        <w:t xml:space="preserve">— comprovantes de compras que você fez em nome</w:t>
+      </w:r>
+      <w:r>
+        <w:t xml:space="preserve"> </w:t>
+      </w:r>
+      <w:r>
+        <w:t xml:space="preserve">de uma propriedade (materiais, suprimentos, combustível, etc.).</w:t>
+      </w:r>
+      <w:r>
+        <w:t xml:space="preserve"> </w:t>
+      </w:r>
+      <w:r>
+        <w:t xml:space="preserve">Esses entram como</w:t>
       </w:r>
       <w:r>
         <w:t xml:space="preserve"> </w:t>
@@ -357,7 +441,19 @@
         <w:t xml:space="preserve"> </w:t>
       </w:r>
       <w:r>
-        <w:t xml:space="preserve">— as suas próprias faturas pelo trabalho realizado. Elas passam por um fluxo de revisão: Pendente → Aprovada → Paga (ou Rejeitada com uma explicação).</w:t>
+        <w:t xml:space="preserve">— as suas próprias faturas pelo trabalho</w:t>
+      </w:r>
+      <w:r>
+        <w:t xml:space="preserve"> </w:t>
+      </w:r>
+      <w:r>
+        <w:t xml:space="preserve">realizado. Elas começam como Pendente e viram Paga assim que o</w:t>
+      </w:r>
+      <w:r>
+        <w:t xml:space="preserve"> </w:t>
+      </w:r>
+      <w:r>
+        <w:t xml:space="preserve">administrador efetua o pagamento.</w:t>
       </w:r>
     </w:p>
     <w:p>
@@ -365,7 +461,31 @@
         <w:pStyle w:val="FirstParagraph"/>
       </w:pPr>
       <w:r>
-        <w:t xml:space="preserve">Tudo o que você envia pelo LedgerX vai direto para o administrador responsável pela propriedade. Você não precisa mandar e-mail, anexar arquivo em mensagem de texto, nem perder um recibo no porta-luvas. Você abre o app, envia a foto ou o PDF, e o próprio app lê a maior parte dos detalhes. Seu trabalho é só conferir o que ele leu.</w:t>
+        <w:t xml:space="preserve">Tudo o que você envia pelo LedgerX vai direto para o administrador</w:t>
+      </w:r>
+      <w:r>
+        <w:t xml:space="preserve"> </w:t>
+      </w:r>
+      <w:r>
+        <w:t xml:space="preserve">responsável pela propriedade. Você não precisa mandar e-mail, anexar</w:t>
+      </w:r>
+      <w:r>
+        <w:t xml:space="preserve"> </w:t>
+      </w:r>
+      <w:r>
+        <w:t xml:space="preserve">arquivo em mensagem de texto, nem perder um recibo no porta-luvas. Você</w:t>
+      </w:r>
+      <w:r>
+        <w:t xml:space="preserve"> </w:t>
+      </w:r>
+      <w:r>
+        <w:t xml:space="preserve">abre o app, envia a foto ou o PDF, e o próprio app lê a maior parte dos</w:t>
+      </w:r>
+      <w:r>
+        <w:t xml:space="preserve"> </w:t>
+      </w:r>
+      <w:r>
+        <w:t xml:space="preserve">detalhes. Seu trabalho é só conferir o que ele leu.</w:t>
       </w:r>
     </w:p>
     <w:p>
@@ -410,7 +530,13 @@
         <w:t xml:space="preserve"> </w:t>
       </w:r>
       <w:r>
-        <w:t xml:space="preserve">e entre com seu nome de usuário e senha.</w:t>
+        <w:t xml:space="preserve">e entre com seu nome de usuário e</w:t>
+      </w:r>
+      <w:r>
+        <w:t xml:space="preserve"> </w:t>
+      </w:r>
+      <w:r>
+        <w:t xml:space="preserve">senha.</w:t>
       </w:r>
     </w:p>
     <w:p>
@@ -438,7 +564,13 @@
         <w:t xml:space="preserve"> </w:t>
       </w:r>
       <w:r>
-        <w:t xml:space="preserve">para um recibo (algo que você comprou) ou</w:t>
+        <w:t xml:space="preserve">para um recibo (algo que você</w:t>
+      </w:r>
+      <w:r>
+        <w:t xml:space="preserve"> </w:t>
+      </w:r>
+      <w:r>
+        <w:t xml:space="preserve">comprou) ou</w:t>
       </w:r>
       <w:r>
         <w:t xml:space="preserve"> </w:t>
@@ -454,7 +586,13 @@
         <w:t xml:space="preserve"> </w:t>
       </w:r>
       <w:r>
-        <w:t xml:space="preserve">para uma fatura (pelo trabalho que você fez).</w:t>
+        <w:t xml:space="preserve">para uma fatura (pelo trabalho</w:t>
+      </w:r>
+      <w:r>
+        <w:t xml:space="preserve"> </w:t>
+      </w:r>
+      <w:r>
+        <w:t xml:space="preserve">que você fez).</w:t>
       </w:r>
     </w:p>
     <w:p>
@@ -504,7 +642,21 @@
           <w:b/>
           <w:bCs/>
         </w:rPr>
-        <w:t xml:space="preserve">Enviar Nota Fiscal</w:t>
+        <w:t xml:space="preserve">Enviar Nota</w:t>
+      </w:r>
+      <w:r>
+        <w:rPr>
+          <w:b/>
+          <w:bCs/>
+        </w:rPr>
+        <w:t xml:space="preserve"> </w:t>
+      </w:r>
+      <w:r>
+        <w:rPr>
+          <w:b/>
+          <w:bCs/>
+        </w:rPr>
+        <w:t xml:space="preserve">Fiscal</w:t>
       </w:r>
       <w:r>
         <w:t xml:space="preserve">.</w:t>
@@ -519,23 +671,7 @@
         </w:numPr>
       </w:pPr>
       <w:r>
-        <w:t xml:space="preserve">Volte quando quiser para ver se sua nota foi</w:t>
-      </w:r>
-      <w:r>
-        <w:t xml:space="preserve"> </w:t>
-      </w:r>
-      <w:r>
-        <w:rPr>
-          <w:b/>
-          <w:bCs/>
-        </w:rPr>
-        <w:t xml:space="preserve">Aprovada</w:t>
-      </w:r>
-      <w:r>
-        <w:t xml:space="preserve"> </w:t>
-      </w:r>
-      <w:r>
-        <w:t xml:space="preserve">ou</w:t>
+        <w:t xml:space="preserve">Volte quando quiser para ver se sua nota foi marcada como</w:t>
       </w:r>
       <w:r>
         <w:t xml:space="preserve"> </w:t>
@@ -556,7 +692,13 @@
         <w:pStyle w:val="FirstParagraph"/>
       </w:pPr>
       <w:r>
-        <w:t xml:space="preserve">Pronto. O resto do guia é detalhe para quando alguma coisa não estiver óbvia.</w:t>
+        <w:t xml:space="preserve">Pronto. O resto do guia é detalhe para quando alguma coisa não estiver</w:t>
+      </w:r>
+      <w:r>
+        <w:t xml:space="preserve"> </w:t>
+      </w:r>
+      <w:r>
+        <w:t xml:space="preserve">óbvia.</w:t>
       </w:r>
     </w:p>
     <w:p>
@@ -642,7 +784,13 @@
         <w:t xml:space="preserve"> </w:t>
       </w:r>
       <w:r>
-        <w:t xml:space="preserve">que o administrador te passou.</w:t>
+        <w:t xml:space="preserve">que o administrador te</w:t>
+      </w:r>
+      <w:r>
+        <w:t xml:space="preserve"> </w:t>
+      </w:r>
+      <w:r>
+        <w:t xml:space="preserve">passou.</w:t>
       </w:r>
     </w:p>
     <w:p>
@@ -685,7 +833,13 @@
         <w:t xml:space="preserve"> </w:t>
       </w:r>
       <w:r>
-        <w:t xml:space="preserve">o LedgerX usa nome de usuário — não e-mail — para entrar. Você não precisa decorar um endereço de e-mail.</w:t>
+        <w:t xml:space="preserve">o LedgerX usa nome de usuário — não e-mail — para</w:t>
+      </w:r>
+      <w:r>
+        <w:t xml:space="preserve"> </w:t>
+      </w:r>
+      <w:r>
+        <w:t xml:space="preserve">entrar. Você não precisa decorar um endereço de e-mail.</w:t>
       </w:r>
     </w:p>
     <w:p>
@@ -738,7 +892,13 @@
         <w:t xml:space="preserve"> </w:t>
       </w:r>
       <w:r>
-        <w:t xml:space="preserve">na tela de entrada e um link de redefinição será enviado.</w:t>
+        <w:t xml:space="preserve">na tela de entrada e um link de redefinição será</w:t>
+      </w:r>
+      <w:r>
+        <w:t xml:space="preserve"> </w:t>
+      </w:r>
+      <w:r>
+        <w:t xml:space="preserve">enviado.</w:t>
       </w:r>
     </w:p>
     <w:p>
@@ -750,7 +910,13 @@
         </w:numPr>
       </w:pPr>
       <w:r>
-        <w:t xml:space="preserve">Se você ainda não cadastrou um e-mail, fale com o administrador e peça para ele redefinir. Depois de entrar, abra</w:t>
+        <w:t xml:space="preserve">Se você ainda não cadastrou um e-mail, fale com o administrador e peça</w:t>
+      </w:r>
+      <w:r>
+        <w:t xml:space="preserve"> </w:t>
+      </w:r>
+      <w:r>
+        <w:t xml:space="preserve">para ele redefinir. Depois de entrar, abra</w:t>
       </w:r>
       <w:r>
         <w:t xml:space="preserve"> </w:t>
@@ -766,7 +932,13 @@
         <w:t xml:space="preserve"> </w:t>
       </w:r>
       <w:r>
-        <w:t xml:space="preserve">e cadastre um e-mail para poder redefinir sozinho da próxima vez.</w:t>
+        <w:t xml:space="preserve">e</w:t>
+      </w:r>
+      <w:r>
+        <w:t xml:space="preserve"> </w:t>
+      </w:r>
+      <w:r>
+        <w:t xml:space="preserve">cadastre um e-mail para poder redefinir sozinho da próxima vez.</w:t>
       </w:r>
     </w:p>
     <w:p>
@@ -784,7 +956,13 @@
         <w:t xml:space="preserve"> </w:t>
       </w:r>
       <w:r>
-        <w:t xml:space="preserve">No iPhone, toque no botão Compartilhar →</w:t>
+        <w:t xml:space="preserve">No iPhone,</w:t>
+      </w:r>
+      <w:r>
+        <w:t xml:space="preserve"> </w:t>
+      </w:r>
+      <w:r>
+        <w:t xml:space="preserve">toque no botão Compartilhar →</w:t>
       </w:r>
       <w:r>
         <w:t xml:space="preserve"> </w:t>
@@ -797,7 +975,13 @@
         <w:t xml:space="preserve">Adicionar à Tela de Início</w:t>
       </w:r>
       <w:r>
-        <w:t xml:space="preserve">. No Android, toque no menu dos três pontos →</w:t>
+        <w:t xml:space="preserve">. No</w:t>
+      </w:r>
+      <w:r>
+        <w:t xml:space="preserve"> </w:t>
+      </w:r>
+      <w:r>
+        <w:t xml:space="preserve">Android, toque no menu dos três pontos →</w:t>
       </w:r>
       <w:r>
         <w:t xml:space="preserve"> </w:t>
@@ -823,7 +1007,21 @@
           <w:b/>
           <w:bCs/>
         </w:rPr>
-        <w:t xml:space="preserve">Adicionar à tela inicial</w:t>
+        <w:t xml:space="preserve">Adicionar</w:t>
+      </w:r>
+      <w:r>
+        <w:rPr>
+          <w:b/>
+          <w:bCs/>
+        </w:rPr>
+        <w:t xml:space="preserve"> </w:t>
+      </w:r>
+      <w:r>
+        <w:rPr>
+          <w:b/>
+          <w:bCs/>
+        </w:rPr>
+        <w:t xml:space="preserve">à tela inicial</w:t>
       </w:r>
       <w:r>
         <w:t xml:space="preserve">. O LedgerX vai abrir como um app normal.</w:t>
@@ -857,13 +1055,13 @@
     <w:tbl>
       <w:tblPr>
         <w:tblStyle w:val="Table"/>
-        <w:tblW w:type="pct" w:w="5000"/>
+        <w:tblW w:type="pct" w:w="4306"/>
         <w:tblLayout w:type="fixed"/>
         <w:tblLook w:firstRow="1" w:lastRow="0" w:firstColumn="0" w:lastColumn="0" w:noHBand="0" w:noVBand="0" w:val="0020"/>
       </w:tblPr>
       <w:tblGrid>
-        <w:gridCol w:w="3960"/>
-        <w:gridCol w:w="3960"/>
+        <w:gridCol w:w="3410"/>
+        <w:gridCol w:w="3410"/>
       </w:tblGrid>
       <w:tr>
         <w:trPr>
@@ -874,6 +1072,7 @@
           <w:p>
             <w:pPr>
               <w:pStyle w:val="Compact"/>
+              <w:jc w:val="left"/>
             </w:pPr>
             <w:r>
               <w:t xml:space="preserve">Botão</w:t>
@@ -885,6 +1084,7 @@
           <w:p>
             <w:pPr>
               <w:pStyle w:val="Compact"/>
+              <w:jc w:val="left"/>
             </w:pPr>
             <w:r>
               <w:t xml:space="preserve">Para quê serve</w:t>
@@ -898,6 +1098,7 @@
           <w:p>
             <w:pPr>
               <w:pStyle w:val="Compact"/>
+              <w:jc w:val="left"/>
             </w:pPr>
             <w:r>
               <w:rPr>
@@ -913,9 +1114,22 @@
           <w:p>
             <w:pPr>
               <w:pStyle w:val="Compact"/>
+              <w:jc w:val="left"/>
             </w:pPr>
             <w:r>
-              <w:t xml:space="preserve">Registrar um recibo de algo que você comprou para a propriedade</w:t>
+              <w:t xml:space="preserve">Registrar um recibo de algo</w:t>
+            </w:r>
+            <w:r>
+              <w:t xml:space="preserve"> </w:t>
+            </w:r>
+            <w:r>
+              <w:t xml:space="preserve">que você comprou para a</w:t>
+            </w:r>
+            <w:r>
+              <w:t xml:space="preserve"> </w:t>
+            </w:r>
+            <w:r>
+              <w:t xml:space="preserve">propriedade</w:t>
             </w:r>
           </w:p>
         </w:tc>
@@ -926,6 +1140,7 @@
           <w:p>
             <w:pPr>
               <w:pStyle w:val="Compact"/>
+              <w:jc w:val="left"/>
             </w:pPr>
             <w:r>
               <w:rPr>
@@ -941,9 +1156,16 @@
           <w:p>
             <w:pPr>
               <w:pStyle w:val="Compact"/>
+              <w:jc w:val="left"/>
             </w:pPr>
             <w:r>
-              <w:t xml:space="preserve">Enviar sua fatura pelo trabalho realizado</w:t>
+              <w:t xml:space="preserve">Enviar sua fatura pelo</w:t>
+            </w:r>
+            <w:r>
+              <w:t xml:space="preserve"> </w:t>
+            </w:r>
+            <w:r>
+              <w:t xml:space="preserve">trabalho realizado</w:t>
             </w:r>
           </w:p>
         </w:tc>
@@ -976,7 +1198,13 @@
         <w:t xml:space="preserve"> </w:t>
       </w:r>
       <w:r>
-        <w:t xml:space="preserve">— todas as notas que você enviou, com um selo colorido de status (Pendente, Aprovada, Paga, Rejeitada).</w:t>
+        <w:t xml:space="preserve">— todas as notas que você enviou, com um</w:t>
+      </w:r>
+      <w:r>
+        <w:t xml:space="preserve"> </w:t>
+      </w:r>
+      <w:r>
+        <w:t xml:space="preserve">selo colorido de status (Pendente ou Paga).</w:t>
       </w:r>
     </w:p>
     <w:p>
@@ -998,7 +1226,13 @@
         <w:t xml:space="preserve"> </w:t>
       </w:r>
       <w:r>
-        <w:t xml:space="preserve">— todos os recibos/transações que você enviou. Recibos pagos ganham um selo verde</w:t>
+        <w:t xml:space="preserve">— todos os recibos/transações que você enviou.</w:t>
+      </w:r>
+      <w:r>
+        <w:t xml:space="preserve"> </w:t>
+      </w:r>
+      <w:r>
+        <w:t xml:space="preserve">Recibos pagos ganham um selo verde</w:t>
       </w:r>
       <w:r>
         <w:t xml:space="preserve"> </w:t>
@@ -1014,7 +1248,13 @@
         <w:t xml:space="preserve"> </w:t>
       </w:r>
       <w:r>
-        <w:t xml:space="preserve">quando o administrador confirma o pagamento.</w:t>
+        <w:t xml:space="preserve">quando o administrador</w:t>
+      </w:r>
+      <w:r>
+        <w:t xml:space="preserve"> </w:t>
+      </w:r>
+      <w:r>
+        <w:t xml:space="preserve">confirma o pagamento.</w:t>
       </w:r>
     </w:p>
     <w:p>
@@ -1113,7 +1353,13 @@
         <w:pStyle w:val="FirstParagraph"/>
       </w:pPr>
       <w:r>
-        <w:t xml:space="preserve">Use isso quando você comprou algo para uma propriedade e precisa ser reembolsado, ou quando quer que a compra fique registrada.</w:t>
+        <w:t xml:space="preserve">Use isso quando você comprou algo para uma propriedade e precisa ser</w:t>
+      </w:r>
+      <w:r>
+        <w:t xml:space="preserve"> </w:t>
+      </w:r>
+      <w:r>
+        <w:t xml:space="preserve">reembolsado, ou quando quer que a compra fique registrada.</w:t>
       </w:r>
     </w:p>
     <w:p>
@@ -1150,7 +1396,13 @@
         </w:numPr>
       </w:pPr>
       <w:r>
-        <w:t xml:space="preserve">Toque na área de envio e selecione a foto ou PDF do recibo. (Você pode tirar a foto na hora, pelo próprio celular.)</w:t>
+        <w:t xml:space="preserve">Toque na área de envio e selecione a foto ou PDF do recibo. (Você</w:t>
+      </w:r>
+      <w:r>
+        <w:t xml:space="preserve"> </w:t>
+      </w:r>
+      <w:r>
+        <w:t xml:space="preserve">pode tirar a foto na hora, pelo próprio celular.)</w:t>
       </w:r>
     </w:p>
     <w:p>
@@ -1172,7 +1424,13 @@
         <w:t xml:space="preserve"> </w:t>
       </w:r>
       <w:r>
-        <w:t xml:space="preserve">Em alguns segundos ele preenche:</w:t>
+        <w:t xml:space="preserve">Em alguns</w:t>
+      </w:r>
+      <w:r>
+        <w:t xml:space="preserve"> </w:t>
+      </w:r>
+      <w:r>
+        <w:t xml:space="preserve">segundos ele preenche:</w:t>
       </w:r>
     </w:p>
     <w:p>
@@ -1194,7 +1452,13 @@
         <w:t xml:space="preserve"> </w:t>
       </w:r>
       <w:r>
-        <w:t xml:space="preserve">— onde você comprou (Home Depot, Leroy Merlin, etc.)</w:t>
+        <w:t xml:space="preserve">— onde você comprou (Home Depot, Leroy Merlin,</w:t>
+      </w:r>
+      <w:r>
+        <w:t xml:space="preserve"> </w:t>
+      </w:r>
+      <w:r>
+        <w:t xml:space="preserve">etc.)</w:t>
       </w:r>
     </w:p>
     <w:p>
@@ -1282,7 +1546,13 @@
         <w:t xml:space="preserve"> </w:t>
       </w:r>
       <w:r>
-        <w:t xml:space="preserve">— adicionados às observações quando visíveis</w:t>
+        <w:t xml:space="preserve">—</w:t>
+      </w:r>
+      <w:r>
+        <w:t xml:space="preserve"> </w:t>
+      </w:r>
+      <w:r>
+        <w:t xml:space="preserve">adicionados às observações quando visíveis</w:t>
       </w:r>
     </w:p>
     <w:p>
@@ -1310,7 +1580,19 @@
         <w:t xml:space="preserve"> </w:t>
       </w:r>
       <w:r>
-        <w:t xml:space="preserve">A leitura é boa, mas recibos com tinta apagada, pouca luz ou layout diferente podem enganar.</w:t>
+        <w:t xml:space="preserve">A</w:t>
+      </w:r>
+      <w:r>
+        <w:t xml:space="preserve"> </w:t>
+      </w:r>
+      <w:r>
+        <w:t xml:space="preserve">leitura é boa, mas recibos com tinta apagada, pouca luz ou layout</w:t>
+      </w:r>
+      <w:r>
+        <w:t xml:space="preserve"> </w:t>
+      </w:r>
+      <w:r>
+        <w:t xml:space="preserve">diferente podem enganar.</w:t>
       </w:r>
     </w:p>
     <w:p>
@@ -1366,7 +1648,13 @@
         <w:t xml:space="preserve"> </w:t>
       </w:r>
       <w:r>
-        <w:t xml:space="preserve">— qualquer coisa que o administrador deva saber.</w:t>
+        <w:t xml:space="preserve">— qualquer coisa que o</w:t>
+      </w:r>
+      <w:r>
+        <w:t xml:space="preserve"> </w:t>
+      </w:r>
+      <w:r>
+        <w:t xml:space="preserve">administrador deva saber.</w:t>
       </w:r>
     </w:p>
     <w:p>
@@ -1412,7 +1700,13 @@
         <w:t xml:space="preserve">Meus Recibos</w:t>
       </w:r>
       <w:r>
-        <w:t xml:space="preserve">. O administrador vê no sistema.</w:t>
+        <w:t xml:space="preserve">. O administrador vê no</w:t>
+      </w:r>
+      <w:r>
+        <w:t xml:space="preserve"> </w:t>
+      </w:r>
+      <w:r>
+        <w:t xml:space="preserve">sistema.</w:t>
       </w:r>
     </w:p>
     <w:p>
@@ -1430,7 +1724,25 @@
         <w:t xml:space="preserve"> </w:t>
       </w:r>
       <w:r>
-        <w:t xml:space="preserve">Você pode anexar quantos arquivos quiser a uma mesma transação — útil para recibos longos com várias páginas, ou quando tem o recibo e também uma nota de entrega. O primeiro arquivo é o que o OCR lê.</w:t>
+        <w:t xml:space="preserve">Você pode anexar quantos arquivos</w:t>
+      </w:r>
+      <w:r>
+        <w:t xml:space="preserve"> </w:t>
+      </w:r>
+      <w:r>
+        <w:t xml:space="preserve">quiser a uma mesma transação — útil para recibos longos com várias</w:t>
+      </w:r>
+      <w:r>
+        <w:t xml:space="preserve"> </w:t>
+      </w:r>
+      <w:r>
+        <w:t xml:space="preserve">páginas, ou quando tem o recibo e também uma nota de entrega. O primeiro</w:t>
+      </w:r>
+      <w:r>
+        <w:t xml:space="preserve"> </w:t>
+      </w:r>
+      <w:r>
+        <w:t xml:space="preserve">arquivo é o que o OCR lê.</w:t>
       </w:r>
     </w:p>
     <w:p>
@@ -1524,7 +1836,13 @@
         <w:t xml:space="preserve"> </w:t>
       </w:r>
       <w:r>
-        <w:t xml:space="preserve">Se você gera a nota no Word ou Google Docs, exporte como PDF e envie.</w:t>
+        <w:t xml:space="preserve">Se você gera a nota</w:t>
+      </w:r>
+      <w:r>
+        <w:t xml:space="preserve"> </w:t>
+      </w:r>
+      <w:r>
+        <w:t xml:space="preserve">no Word ou Google Docs, exporte como PDF e envie.</w:t>
       </w:r>
     </w:p>
     <w:p>
@@ -1562,7 +1880,13 @@
         <w:t xml:space="preserve"> </w:t>
       </w:r>
       <w:r>
-        <w:t xml:space="preserve">(opcional — deixe em branco se sua nota não tiver número)</w:t>
+        <w:t xml:space="preserve">(opcional — deixe em branco se sua nota não</w:t>
+      </w:r>
+      <w:r>
+        <w:t xml:space="preserve"> </w:t>
+      </w:r>
+      <w:r>
+        <w:t xml:space="preserve">tiver número)</w:t>
       </w:r>
     </w:p>
     <w:p>
@@ -1638,7 +1962,13 @@
         <w:t xml:space="preserve"> </w:t>
       </w:r>
       <w:r>
-        <w:t xml:space="preserve">— as datas em que você executou o trabalho</w:t>
+        <w:t xml:space="preserve">— as datas em que você</w:t>
+      </w:r>
+      <w:r>
+        <w:t xml:space="preserve"> </w:t>
+      </w:r>
+      <w:r>
+        <w:t xml:space="preserve">executou o trabalho</w:t>
       </w:r>
     </w:p>
     <w:p>
@@ -1763,13 +2093,13 @@
     <w:tbl>
       <w:tblPr>
         <w:tblStyle w:val="Table"/>
-        <w:tblW w:type="pct" w:w="5000"/>
+        <w:tblW w:type="pct" w:w="4306"/>
         <w:tblLayout w:type="fixed"/>
         <w:tblLook w:firstRow="1" w:lastRow="0" w:firstColumn="0" w:lastColumn="0" w:noHBand="0" w:noVBand="0" w:val="0020"/>
       </w:tblPr>
       <w:tblGrid>
-        <w:gridCol w:w="3960"/>
-        <w:gridCol w:w="3960"/>
+        <w:gridCol w:w="3410"/>
+        <w:gridCol w:w="3410"/>
       </w:tblGrid>
       <w:tr>
         <w:trPr>
@@ -1780,6 +2110,7 @@
           <w:p>
             <w:pPr>
               <w:pStyle w:val="Compact"/>
+              <w:jc w:val="left"/>
             </w:pPr>
             <w:r>
               <w:t xml:space="preserve">Selo</w:t>
@@ -1791,6 +2122,7 @@
           <w:p>
             <w:pPr>
               <w:pStyle w:val="Compact"/>
+              <w:jc w:val="left"/>
             </w:pPr>
             <w:r>
               <w:t xml:space="preserve">Significado</w:t>
@@ -1804,6 +2136,7 @@
           <w:p>
             <w:pPr>
               <w:pStyle w:val="Compact"/>
+              <w:jc w:val="left"/>
             </w:pPr>
             <w:r>
               <w:t xml:space="preserve">🟡</w:t>
@@ -1825,9 +2158,16 @@
           <w:p>
             <w:pPr>
               <w:pStyle w:val="Compact"/>
+              <w:jc w:val="left"/>
             </w:pPr>
             <w:r>
-              <w:t xml:space="preserve">Enviada — aguardando revisão do administrador</w:t>
+              <w:t xml:space="preserve">Enviada — aguardando</w:t>
+            </w:r>
+            <w:r>
+              <w:t xml:space="preserve"> </w:t>
+            </w:r>
+            <w:r>
+              <w:t xml:space="preserve">pagamento</w:t>
             </w:r>
           </w:p>
         </w:tc>
@@ -1838,40 +2178,7 @@
           <w:p>
             <w:pPr>
               <w:pStyle w:val="Compact"/>
-            </w:pPr>
-            <w:r>
-              <w:t xml:space="preserve">🔵</w:t>
-            </w:r>
-            <w:r>
-              <w:t xml:space="preserve"> </w:t>
-            </w:r>
-            <w:r>
-              <w:rPr>
-                <w:b/>
-                <w:bCs/>
-              </w:rPr>
-              <w:t xml:space="preserve">Aprovada</w:t>
-            </w:r>
-          </w:p>
-        </w:tc>
-        <w:tc>
-          <w:tcPr/>
-          <w:p>
-            <w:pPr>
-              <w:pStyle w:val="Compact"/>
-            </w:pPr>
-            <w:r>
-              <w:t xml:space="preserve">O administrador revisou e aprovou. Pagamento está sendo providenciado.</w:t>
-            </w:r>
-          </w:p>
-        </w:tc>
-      </w:tr>
-      <w:tr>
-        <w:tc>
-          <w:tcPr/>
-          <w:p>
-            <w:pPr>
-              <w:pStyle w:val="Compact"/>
+              <w:jc w:val="left"/>
             </w:pPr>
             <w:r>
               <w:t xml:space="preserve">🟢</w:t>
@@ -1893,43 +2200,16 @@
           <w:p>
             <w:pPr>
               <w:pStyle w:val="Compact"/>
+              <w:jc w:val="left"/>
             </w:pPr>
             <w:r>
-              <w:t xml:space="preserve">O pagamento foi efetuado. Você está liberado.</w:t>
-            </w:r>
-          </w:p>
-        </w:tc>
-      </w:tr>
-      <w:tr>
-        <w:tc>
-          <w:tcPr/>
-          <w:p>
-            <w:pPr>
-              <w:pStyle w:val="Compact"/>
-            </w:pPr>
-            <w:r>
-              <w:t xml:space="preserve">🔴</w:t>
+              <w:t xml:space="preserve">O pagamento foi efetuado. Você</w:t>
             </w:r>
             <w:r>
               <w:t xml:space="preserve"> </w:t>
             </w:r>
             <w:r>
-              <w:rPr>
-                <w:b/>
-                <w:bCs/>
-              </w:rPr>
-              <w:t xml:space="preserve">Rejeitada</w:t>
-            </w:r>
-          </w:p>
-        </w:tc>
-        <w:tc>
-          <w:tcPr/>
-          <w:p>
-            <w:pPr>
-              <w:pStyle w:val="Compact"/>
-            </w:pPr>
-            <w:r>
-              <w:t xml:space="preserve">O administrador rejeitou. Uma observação explica o motivo — aparece numa caixinha âmbar no próprio cartão da nota.</w:t>
+              <w:t xml:space="preserve">está liberado.</w:t>
             </w:r>
           </w:p>
         </w:tc>
@@ -1944,13 +2224,25 @@
           <w:b/>
           <w:bCs/>
         </w:rPr>
-        <w:t xml:space="preserve">Se for rejeitada:</w:t>
-      </w:r>
-      <w:r>
-        <w:t xml:space="preserve"> </w:t>
-      </w:r>
-      <w:r>
-        <w:t xml:space="preserve">leia a observação, corrija o que estiver errado (propriedade errada, nota ilegível, detalhe faltando, etc.) e envie uma nota nova. A rejeitada continua na lista para você ter o histórico.</w:t>
+        <w:t xml:space="preserve">Se algo estiver errado com a nota</w:t>
+      </w:r>
+      <w:r>
+        <w:t xml:space="preserve"> </w:t>
+      </w:r>
+      <w:r>
+        <w:t xml:space="preserve">(propriedade errada, digitalização</w:t>
+      </w:r>
+      <w:r>
+        <w:t xml:space="preserve"> </w:t>
+      </w:r>
+      <w:r>
+        <w:t xml:space="preserve">ruim, detalhe faltando), fale com o administrador para ele voltar a nota</w:t>
+      </w:r>
+      <w:r>
+        <w:t xml:space="preserve"> </w:t>
+      </w:r>
+      <w:r>
+        <w:t xml:space="preserve">para Pendente ou excluí-la, e envie uma corrigida.</w:t>
       </w:r>
     </w:p>
     <w:p>
@@ -1992,7 +2284,25 @@
         <w:t xml:space="preserve"> </w:t>
       </w:r>
       <w:r>
-        <w:t xml:space="preserve">lista todas as notas que você enviou, das mais recentes para as mais antigas, cada uma com seu selo de status. Você pode voltar quantas vezes quiser — não precisa mandar e-mail perguntando</w:t>
+        <w:t xml:space="preserve">lista todas as notas que</w:t>
+      </w:r>
+      <w:r>
+        <w:t xml:space="preserve"> </w:t>
+      </w:r>
+      <w:r>
+        <w:t xml:space="preserve">você enviou, das mais recentes para as mais antigas, cada uma com seu</w:t>
+      </w:r>
+      <w:r>
+        <w:t xml:space="preserve"> </w:t>
+      </w:r>
+      <w:r>
+        <w:t xml:space="preserve">selo de status. Você pode voltar quantas vezes quiser — não precisa</w:t>
+      </w:r>
+      <w:r>
+        <w:t xml:space="preserve"> </w:t>
+      </w:r>
+      <w:r>
+        <w:t xml:space="preserve">mandar e-mail perguntando</w:t>
       </w:r>
       <w:r>
         <w:t xml:space="preserve"> </w:t>
@@ -2055,7 +2365,13 @@
         <w:t xml:space="preserve"> </w:t>
       </w:r>
       <w:r>
-        <w:t xml:space="preserve">quando o administrador confirma o reembolso/pagamento. Sem selo significa que ainda está aguardando. O administrador tem um botão</w:t>
+        <w:t xml:space="preserve">quando o administrador confirma o reembolso/pagamento. Sem selo</w:t>
+      </w:r>
+      <w:r>
+        <w:t xml:space="preserve"> </w:t>
+      </w:r>
+      <w:r>
+        <w:t xml:space="preserve">significa que ainda está aguardando. O administrador tem um botão</w:t>
       </w:r>
       <w:r>
         <w:t xml:space="preserve"> </w:t>
@@ -2124,7 +2440,19 @@
         <w:t xml:space="preserve"> </w:t>
       </w:r>
       <w:r>
-        <w:t xml:space="preserve">e escolha. O app inteiro — botões, rótulos, textos de ajuda — muda na hora. Sua escolha fica salva.</w:t>
+        <w:t xml:space="preserve">e escolha. O app</w:t>
+      </w:r>
+      <w:r>
+        <w:t xml:space="preserve"> </w:t>
+      </w:r>
+      <w:r>
+        <w:t xml:space="preserve">inteiro — botões, rótulos, textos de ajuda — muda na hora. Sua</w:t>
+      </w:r>
+      <w:r>
+        <w:t xml:space="preserve"> </w:t>
+      </w:r>
+      <w:r>
+        <w:t xml:space="preserve">escolha fica salva.</w:t>
       </w:r>
     </w:p>
     <w:p>
@@ -2165,7 +2493,13 @@
         <w:t xml:space="preserve"> </w:t>
       </w:r>
       <w:r>
-        <w:t xml:space="preserve">no canto superior direito do painel.</w:t>
+        <w:t xml:space="preserve">no canto superior direito do</w:t>
+      </w:r>
+      <w:r>
+        <w:t xml:space="preserve"> </w:t>
+      </w:r>
+      <w:r>
+        <w:t xml:space="preserve">painel.</w:t>
       </w:r>
     </w:p>
     <w:bookmarkStart w:id="20" w:name="adicionar-ou-atualizar-e-mail"/>
@@ -2198,7 +2532,13 @@
         <w:t xml:space="preserve"> </w:t>
       </w:r>
       <w:r>
-        <w:t xml:space="preserve">— se você esquecer a senha, redefine sozinho, sem precisar incomodar o administrador.</w:t>
+        <w:t xml:space="preserve">— se você esquecer a senha, redefine sozinho, sem precisar incomodar o</w:t>
+      </w:r>
+      <w:r>
+        <w:t xml:space="preserve"> </w:t>
+      </w:r>
+      <w:r>
+        <w:t xml:space="preserve">administrador.</w:t>
       </w:r>
     </w:p>
     <w:p>
@@ -2340,7 +2680,13 @@
         <w:pStyle w:val="FirstParagraph"/>
       </w:pPr>
       <w:r>
-        <w:t xml:space="preserve">Escolha uma senha que você consiga lembrar. Se usa um gerenciador de senhas, salve lá.</w:t>
+        <w:t xml:space="preserve">Escolha uma senha que você consiga lembrar. Se usa um gerenciador de</w:t>
+      </w:r>
+      <w:r>
+        <w:t xml:space="preserve"> </w:t>
+      </w:r>
+      <w:r>
+        <w:t xml:space="preserve">senhas, salve lá.</w:t>
       </w:r>
     </w:p>
     <w:p>
@@ -2366,7 +2712,13 @@
         <w:pStyle w:val="FirstParagraph"/>
       </w:pPr>
       <w:r>
-        <w:t xml:space="preserve">O app usa inteligência artificial para ler seus recibos e notas. É bom, mas não é perfeito. Veja como ajudar:</w:t>
+        <w:t xml:space="preserve">O app usa inteligência artificial para ler seus recibos e notas. É bom,</w:t>
+      </w:r>
+      <w:r>
+        <w:t xml:space="preserve"> </w:t>
+      </w:r>
+      <w:r>
+        <w:t xml:space="preserve">mas não é perfeito. Veja como ajudar:</w:t>
       </w:r>
     </w:p>
     <w:p>
@@ -2388,7 +2740,13 @@
         <w:t xml:space="preserve"> </w:t>
       </w:r>
       <w:r>
-        <w:t xml:space="preserve">Evite reflexo, sombra e brilho forte. Luz do dia ou luz interna bem iluminada é ideal.</w:t>
+        <w:t xml:space="preserve">Evite reflexo, sombra e brilho forte. Luz do dia</w:t>
+      </w:r>
+      <w:r>
+        <w:t xml:space="preserve"> </w:t>
+      </w:r>
+      <w:r>
+        <w:t xml:space="preserve">ou luz interna bem iluminada é ideal.</w:t>
       </w:r>
     </w:p>
     <w:p>
@@ -2432,7 +2790,13 @@
         <w:t xml:space="preserve"> </w:t>
       </w:r>
       <w:r>
-        <w:t xml:space="preserve">Fotos tortas atrapalham. Mantenha a câmera paralela ao papel.</w:t>
+        <w:t xml:space="preserve">Fotos tortas atrapalham. Mantenha a câmera paralela ao</w:t>
+      </w:r>
+      <w:r>
+        <w:t xml:space="preserve"> </w:t>
+      </w:r>
+      <w:r>
+        <w:t xml:space="preserve">papel.</w:t>
       </w:r>
     </w:p>
     <w:p>
@@ -2454,7 +2818,19 @@
         <w:t xml:space="preserve"> </w:t>
       </w:r>
       <w:r>
-        <w:t xml:space="preserve">Se for recibo de papel térmico (aquele brilhoso, de posto e mercado), escaneie ou fotografe no mesmo dia. Eles apagam em semanas.</w:t>
+        <w:t xml:space="preserve">Se for recibo de papel térmico (aquele</w:t>
+      </w:r>
+      <w:r>
+        <w:t xml:space="preserve"> </w:t>
+      </w:r>
+      <w:r>
+        <w:t xml:space="preserve">brilhoso, de posto e mercado), escaneie ou fotografe no mesmo dia.</w:t>
+      </w:r>
+      <w:r>
+        <w:t xml:space="preserve"> </w:t>
+      </w:r>
+      <w:r>
+        <w:t xml:space="preserve">Eles apagam em semanas.</w:t>
       </w:r>
     </w:p>
     <w:p>
@@ -2492,7 +2868,19 @@
         <w:t xml:space="preserve"> </w:t>
       </w:r>
       <w:r>
-        <w:t xml:space="preserve">arquivo que você envia. Se a primeira foto for ruim e a segunda boa, ele vai usar a ruim. Mande a foto mais nítida primeiro.</w:t>
+        <w:t xml:space="preserve">arquivo que você</w:t>
+      </w:r>
+      <w:r>
+        <w:t xml:space="preserve"> </w:t>
+      </w:r>
+      <w:r>
+        <w:t xml:space="preserve">envia. Se a primeira foto for ruim e a segunda boa, ele vai usar a</w:t>
+      </w:r>
+      <w:r>
+        <w:t xml:space="preserve"> </w:t>
+      </w:r>
+      <w:r>
+        <w:t xml:space="preserve">ruim. Mande a foto mais nítida primeiro.</w:t>
       </w:r>
     </w:p>
     <w:p>
@@ -2514,7 +2902,13 @@
         <w:t xml:space="preserve"> </w:t>
       </w:r>
       <w:r>
-        <w:t xml:space="preserve">Não mande screenshot de documento Word; exporte como PDF. O texto fica nítido.</w:t>
+        <w:t xml:space="preserve">Não mande screenshot de</w:t>
+      </w:r>
+      <w:r>
+        <w:t xml:space="preserve"> </w:t>
+      </w:r>
+      <w:r>
+        <w:t xml:space="preserve">documento Word; exporte como PDF. O texto fica nítido.</w:t>
       </w:r>
     </w:p>
     <w:p>
@@ -2536,7 +2930,13 @@
         <w:t xml:space="preserve"> </w:t>
       </w:r>
       <w:r>
-        <w:t xml:space="preserve">O OCR tenta capturar e colocar nas observações — confira e ajuste depois.</w:t>
+        <w:t xml:space="preserve">O OCR tenta capturar e colocar nas</w:t>
+      </w:r>
+      <w:r>
+        <w:t xml:space="preserve"> </w:t>
+      </w:r>
+      <w:r>
+        <w:t xml:space="preserve">observações — confira e ajuste depois.</w:t>
       </w:r>
     </w:p>
     <w:p>
@@ -2587,7 +2987,19 @@
         <w:t xml:space="preserve"> </w:t>
       </w:r>
       <w:r>
-        <w:t xml:space="preserve">na tela de entrada. Se não, peça ao administrador para redefinir — e depois cadastre um e-mail para poder redefinir sozinho da próxima vez.</w:t>
+        <w:t xml:space="preserve">na tela de entrada. Se não, peça ao administrador</w:t>
+      </w:r>
+      <w:r>
+        <w:t xml:space="preserve"> </w:t>
+      </w:r>
+      <w:r>
+        <w:t xml:space="preserve">para redefinir — e depois cadastre um e-mail para poder redefinir</w:t>
+      </w:r>
+      <w:r>
+        <w:t xml:space="preserve"> </w:t>
+      </w:r>
+      <w:r>
+        <w:t xml:space="preserve">sozinho da próxima vez.</w:t>
       </w:r>
     </w:p>
     <w:p>
@@ -2605,7 +3017,13 @@
         <w:t xml:space="preserve"> </w:t>
       </w:r>
       <w:r>
-        <w:t xml:space="preserve">R: O administrador precisa te atribuir a essa propriedade. Fale com ele.</w:t>
+        <w:t xml:space="preserve">R: O administrador precisa</w:t>
+      </w:r>
+      <w:r>
+        <w:t xml:space="preserve"> </w:t>
+      </w:r>
+      <w:r>
+        <w:t xml:space="preserve">te atribuir a essa propriedade. Fale com ele.</w:t>
       </w:r>
     </w:p>
     <w:p>
@@ -2623,7 +3041,19 @@
         <w:t xml:space="preserve"> </w:t>
       </w:r>
       <w:r>
-        <w:t xml:space="preserve">R: Os formatos aceitos são JPG, PNG, WebP e PDF. Arquivos muito grandes (acima de ~10 MB) podem dar tempo limite — tente uma foto um pouco menor. PDFs com senha não funcionam.</w:t>
+        <w:t xml:space="preserve">R: Os formatos aceitos são JPG, PNG, WebP e</w:t>
+      </w:r>
+      <w:r>
+        <w:t xml:space="preserve"> </w:t>
+      </w:r>
+      <w:r>
+        <w:t xml:space="preserve">PDF. Arquivos muito grandes (acima de ~10 MB) podem dar tempo limite</w:t>
+      </w:r>
+      <w:r>
+        <w:t xml:space="preserve"> </w:t>
+      </w:r>
+      <w:r>
+        <w:t xml:space="preserve">— tente uma foto um pouco menor. PDFs com senha não funcionam.</w:t>
       </w:r>
     </w:p>
     <w:p>
@@ -2641,7 +3071,13 @@
         <w:t xml:space="preserve"> </w:t>
       </w:r>
       <w:r>
-        <w:t xml:space="preserve">R: Basta corrigir antes de salvar. É normal — nenhum recibo é perfeitamente legível toda vez.</w:t>
+        <w:t xml:space="preserve">R: Basta corrigir antes de salvar. É</w:t>
+      </w:r>
+      <w:r>
+        <w:t xml:space="preserve"> </w:t>
+      </w:r>
+      <w:r>
+        <w:t xml:space="preserve">normal — nenhum recibo é perfeitamente legível toda vez.</w:t>
       </w:r>
     </w:p>
     <w:p>
@@ -2659,7 +3095,25 @@
         <w:t xml:space="preserve"> </w:t>
       </w:r>
       <w:r>
-        <w:t xml:space="preserve">R: O prestador não pode editar nem excluir notas enviadas (para manter o histórico). Fale com o administrador e peça para ele rejeitar a nota com uma observação explicando; depois envie uma nota corrigida.</w:t>
+        <w:t xml:space="preserve">R: O</w:t>
+      </w:r>
+      <w:r>
+        <w:t xml:space="preserve"> </w:t>
+      </w:r>
+      <w:r>
+        <w:t xml:space="preserve">prestador não pode editar nem excluir notas enviadas (para manter o</w:t>
+      </w:r>
+      <w:r>
+        <w:t xml:space="preserve"> </w:t>
+      </w:r>
+      <w:r>
+        <w:t xml:space="preserve">histórico). Fale com o administrador e peça para ele rejeitar a nota com</w:t>
+      </w:r>
+      <w:r>
+        <w:t xml:space="preserve"> </w:t>
+      </w:r>
+      <w:r>
+        <w:t xml:space="preserve">uma observação explicando; depois envie uma nota corrigida.</w:t>
       </w:r>
     </w:p>
     <w:p>
@@ -2677,7 +3131,13 @@
         <w:t xml:space="preserve"> </w:t>
       </w:r>
       <w:r>
-        <w:t xml:space="preserve">R: Exclusões são permanentes — não tem como desfazer. Confirme com cuidado antes de apagar.</w:t>
+        <w:t xml:space="preserve">R: Exclusões são permanentes — não</w:t>
+      </w:r>
+      <w:r>
+        <w:t xml:space="preserve"> </w:t>
+      </w:r>
+      <w:r>
+        <w:t xml:space="preserve">tem como desfazer. Confirme com cuidado antes de apagar.</w:t>
       </w:r>
     </w:p>
     <w:p>
@@ -2689,13 +3149,25 @@
           <w:b/>
           <w:bCs/>
         </w:rPr>
-        <w:t xml:space="preserve">P: Minha nota está como Rejeitada. E agora?</w:t>
-      </w:r>
-      <w:r>
-        <w:t xml:space="preserve"> </w:t>
-      </w:r>
-      <w:r>
-        <w:t xml:space="preserve">R: Leia a observação (na caixinha âmbar no cartão da nota) — ela explica o motivo. Corrija o problema e envie uma nota nova. A rejeitada continua no histórico.</w:t>
+        <w:t xml:space="preserve">P: Dá para saber se uma nota foi paga sem abrir o app?</w:t>
+      </w:r>
+      <w:r>
+        <w:t xml:space="preserve"> </w:t>
+      </w:r>
+      <w:r>
+        <w:t xml:space="preserve">R: Por</w:t>
+      </w:r>
+      <w:r>
+        <w:t xml:space="preserve"> </w:t>
+      </w:r>
+      <w:r>
+        <w:t xml:space="preserve">enquanto não — o app não envia e-mail nem SMS. Confira no app</w:t>
+      </w:r>
+      <w:r>
+        <w:t xml:space="preserve"> </w:t>
+      </w:r>
+      <w:r>
+        <w:t xml:space="preserve">periodicamente. Podemos adicionar notificações no futuro.</w:t>
       </w:r>
     </w:p>
     <w:p>
@@ -2707,13 +3179,33 @@
           <w:b/>
           <w:bCs/>
         </w:rPr>
-        <w:t xml:space="preserve">P: Dá para saber se uma nota foi paga sem abrir o app?</w:t>
-      </w:r>
-      <w:r>
-        <w:t xml:space="preserve"> </w:t>
-      </w:r>
-      <w:r>
-        <w:t xml:space="preserve">R: Por enquanto não — o app não envia e-mail nem SMS. Confira no app periodicamente. Podemos adicionar notificações no futuro.</w:t>
+        <w:t xml:space="preserve">P: Meu celular não tem app de câmera que exporta PDF. Como envio uma</w:t>
+      </w:r>
+      <w:r>
+        <w:rPr>
+          <w:b/>
+          <w:bCs/>
+        </w:rPr>
+        <w:t xml:space="preserve"> </w:t>
+      </w:r>
+      <w:r>
+        <w:rPr>
+          <w:b/>
+          <w:bCs/>
+        </w:rPr>
+        <w:t xml:space="preserve">nota fiscal?</w:t>
+      </w:r>
+      <w:r>
+        <w:t xml:space="preserve"> </w:t>
+      </w:r>
+      <w:r>
+        <w:t xml:space="preserve">R: Tire uma foto normal da nota e envie o JPG —</w:t>
+      </w:r>
+      <w:r>
+        <w:t xml:space="preserve"> </w:t>
+      </w:r>
+      <w:r>
+        <w:t xml:space="preserve">funciona perfeitamente. PDF é preferencial, mas não obrigatório.</w:t>
       </w:r>
     </w:p>
     <w:p>
@@ -2725,13 +3217,19 @@
           <w:b/>
           <w:bCs/>
         </w:rPr>
-        <w:t xml:space="preserve">P: Meu celular não tem app de câmera que exporta PDF. Como envio uma nota fiscal?</w:t>
-      </w:r>
-      <w:r>
-        <w:t xml:space="preserve"> </w:t>
-      </w:r>
-      <w:r>
-        <w:t xml:space="preserve">R: Tire uma foto normal da nota e envie o JPG — funciona perfeitamente. PDF é preferencial, mas não obrigatório.</w:t>
+        <w:t xml:space="preserve">P: Enviei a mesma nota duas vezes.</w:t>
+      </w:r>
+      <w:r>
+        <w:t xml:space="preserve"> </w:t>
+      </w:r>
+      <w:r>
+        <w:t xml:space="preserve">R: Peça ao administrador para</w:t>
+      </w:r>
+      <w:r>
+        <w:t xml:space="preserve"> </w:t>
+      </w:r>
+      <w:r>
+        <w:t xml:space="preserve">rejeitar a duplicada. Não se preocupe — acontece.</w:t>
       </w:r>
     </w:p>
     <w:p>
@@ -2743,31 +3241,25 @@
           <w:b/>
           <w:bCs/>
         </w:rPr>
-        <w:t xml:space="preserve">P: Enviei a mesma nota duas vezes.</w:t>
-      </w:r>
-      <w:r>
-        <w:t xml:space="preserve"> </w:t>
-      </w:r>
-      <w:r>
-        <w:t xml:space="preserve">R: Peça ao administrador para rejeitar a duplicada. Não se preocupe — acontece.</w:t>
-      </w:r>
-    </w:p>
-    <w:p>
-      <w:pPr>
-        <w:pStyle w:val="BodyText"/>
-      </w:pPr>
-      <w:r>
-        <w:rPr>
-          <w:b/>
-          <w:bCs/>
-        </w:rPr>
         <w:t xml:space="preserve">P: Dá para usar no computador, não só no celular?</w:t>
       </w:r>
       <w:r>
         <w:t xml:space="preserve"> </w:t>
       </w:r>
       <w:r>
-        <w:t xml:space="preserve">R: Sim. Mesmo endereço, mesmo login, mesmas funções. O layout se adapta ao tamanho da tela.</w:t>
+        <w:t xml:space="preserve">R: Sim. Mesmo</w:t>
+      </w:r>
+      <w:r>
+        <w:t xml:space="preserve"> </w:t>
+      </w:r>
+      <w:r>
+        <w:t xml:space="preserve">endereço, mesmo login, mesmas funções. O layout se adapta ao tamanho da</w:t>
+      </w:r>
+      <w:r>
+        <w:t xml:space="preserve"> </w:t>
+      </w:r>
+      <w:r>
+        <w:t xml:space="preserve">tela.</w:t>
       </w:r>
     </w:p>
     <w:p>
@@ -2812,7 +3304,13 @@
         <w:t xml:space="preserve"> </w:t>
       </w:r>
       <w:r>
-        <w:t xml:space="preserve">no canto superior direito de qualquer tela para ver este guia dentro do app.</w:t>
+        <w:t xml:space="preserve">no canto superior direito de qualquer tela para ver</w:t>
+      </w:r>
+      <w:r>
+        <w:t xml:space="preserve"> </w:t>
+      </w:r>
+      <w:r>
+        <w:t xml:space="preserve">este guia dentro do app.</w:t>
       </w:r>
     </w:p>
     <w:p>
@@ -2824,7 +3322,19 @@
         </w:numPr>
       </w:pPr>
       <w:r>
-        <w:t xml:space="preserve">Para qualquer coisa que o app não resolva — valor pago errado, questão sobre um serviço, dúvidas sobre uma propriedade — fale direto com o administrador.</w:t>
+        <w:t xml:space="preserve">Para qualquer coisa que o app não resolva — valor pago errado,</w:t>
+      </w:r>
+      <w:r>
+        <w:t xml:space="preserve"> </w:t>
+      </w:r>
+      <w:r>
+        <w:t xml:space="preserve">questão sobre um serviço, dúvidas sobre uma propriedade — fale</w:t>
+      </w:r>
+      <w:r>
+        <w:t xml:space="preserve"> </w:t>
+      </w:r>
+      <w:r>
+        <w:t xml:space="preserve">direto com o administrador.</w:t>
       </w:r>
     </w:p>
     <w:p>
@@ -2832,7 +3342,13 @@
         <w:pStyle w:val="FirstParagraph"/>
       </w:pPr>
       <w:r>
-        <w:t xml:space="preserve">Obrigado por usar o LedgerX. Mantenha simples: foto entra, confere os campos, escolhe a propriedade, aperta Salvar.</w:t>
+        <w:t xml:space="preserve">Obrigado por usar o LedgerX. Mantenha simples: foto entra, confere os</w:t>
+      </w:r>
+      <w:r>
+        <w:t xml:space="preserve"> </w:t>
+      </w:r>
+      <w:r>
+        <w:t xml:space="preserve">campos, escolhe a propriedade, aperta Salvar.</w:t>
       </w:r>
     </w:p>
     <w:bookmarkEnd w:id="25"/>

--- a/docs/CONTRACTOR_GUIDE.pt-BR.docx
+++ b/docs/CONTRACTOR_GUIDE.pt-BR.docx
@@ -684,7 +684,13 @@
         <w:t xml:space="preserve">Paga</w:t>
       </w:r>
       <w:r>
-        <w:t xml:space="preserve">, ou se um recibo foi marcado como pago.</w:t>
+        <w:t xml:space="preserve">,</w:t>
+      </w:r>
+      <w:r>
+        <w:t xml:space="preserve"> </w:t>
+      </w:r>
+      <w:r>
+        <w:t xml:space="preserve">ou se um recibo foi marcado como pago.</w:t>
       </w:r>
     </w:p>
     <w:p>
@@ -1055,13 +1061,13 @@
     <w:tbl>
       <w:tblPr>
         <w:tblStyle w:val="Table"/>
-        <w:tblW w:type="pct" w:w="4306"/>
+        <w:tblW w:type="pct" w:w="3611"/>
         <w:tblLayout w:type="fixed"/>
         <w:tblLook w:firstRow="1" w:lastRow="0" w:firstColumn="0" w:lastColumn="0" w:noHBand="0" w:noVBand="0" w:val="0020"/>
       </w:tblPr>
       <w:tblGrid>
-        <w:gridCol w:w="3410"/>
-        <w:gridCol w:w="3410"/>
+        <w:gridCol w:w="2860"/>
+        <w:gridCol w:w="2860"/>
       </w:tblGrid>
       <w:tr>
         <w:trPr>
@@ -1117,19 +1123,19 @@
               <w:jc w:val="left"/>
             </w:pPr>
             <w:r>
-              <w:t xml:space="preserve">Registrar um recibo de algo</w:t>
+              <w:t xml:space="preserve">Registrar um recibo de</w:t>
             </w:r>
             <w:r>
               <w:t xml:space="preserve"> </w:t>
             </w:r>
             <w:r>
-              <w:t xml:space="preserve">que você comprou para a</w:t>
+              <w:t xml:space="preserve">algo que você comprou</w:t>
             </w:r>
             <w:r>
               <w:t xml:space="preserve"> </w:t>
             </w:r>
             <w:r>
-              <w:t xml:space="preserve">propriedade</w:t>
+              <w:t xml:space="preserve">para a propriedade</w:t>
             </w:r>
           </w:p>
         </w:tc>
@@ -2020,6 +2026,58 @@
         </w:numPr>
       </w:pPr>
       <w:r>
+        <w:t xml:space="preserve">Se quiser, escolha uma</w:t>
+      </w:r>
+      <w:r>
+        <w:t xml:space="preserve"> </w:t>
+      </w:r>
+      <w:r>
+        <w:rPr>
+          <w:b/>
+          <w:bCs/>
+        </w:rPr>
+        <w:t xml:space="preserve">Categoria</w:t>
+      </w:r>
+      <w:r>
+        <w:t xml:space="preserve"> </w:t>
+      </w:r>
+      <w:r>
+        <w:t xml:space="preserve">(ex.: Encanamento, Materiais,</w:t>
+      </w:r>
+      <w:r>
+        <w:t xml:space="preserve"> </w:t>
+      </w:r>
+      <w:r>
+        <w:t xml:space="preserve">Utilidades). Só aparecem as categorias disponíveis para a</w:t>
+      </w:r>
+      <w:r>
+        <w:t xml:space="preserve"> </w:t>
+      </w:r>
+      <w:r>
+        <w:t xml:space="preserve">propriedade escolhida. Pode deixar em branco — o administrador</w:t>
+      </w:r>
+      <w:r>
+        <w:t xml:space="preserve"> </w:t>
+      </w:r>
+      <w:r>
+        <w:t xml:space="preserve">pode atribuir depois. Se você trocar a propriedade, a categoria é</w:t>
+      </w:r>
+      <w:r>
+        <w:t xml:space="preserve"> </w:t>
+      </w:r>
+      <w:r>
+        <w:t xml:space="preserve">limpa.</w:t>
+      </w:r>
+    </w:p>
+    <w:p>
+      <w:pPr>
+        <w:pStyle w:val="Compact"/>
+        <w:numPr>
+          <w:ilvl w:val="0"/>
+          <w:numId w:val="1010"/>
+        </w:numPr>
+      </w:pPr>
+      <w:r>
         <w:t xml:space="preserve">Toque em</w:t>
       </w:r>
       <w:r>
@@ -2093,13 +2151,13 @@
     <w:tbl>
       <w:tblPr>
         <w:tblStyle w:val="Table"/>
-        <w:tblW w:type="pct" w:w="4306"/>
+        <w:tblW w:type="pct" w:w="3611"/>
         <w:tblLayout w:type="fixed"/>
         <w:tblLook w:firstRow="1" w:lastRow="0" w:firstColumn="0" w:lastColumn="0" w:noHBand="0" w:noVBand="0" w:val="0020"/>
       </w:tblPr>
       <w:tblGrid>
-        <w:gridCol w:w="3410"/>
-        <w:gridCol w:w="3410"/>
+        <w:gridCol w:w="2860"/>
+        <w:gridCol w:w="2860"/>
       </w:tblGrid>
       <w:tr>
         <w:trPr>
@@ -2203,13 +2261,13 @@
               <w:jc w:val="left"/>
             </w:pPr>
             <w:r>
-              <w:t xml:space="preserve">O pagamento foi efetuado. Você</w:t>
+              <w:t xml:space="preserve">O pagamento foi efetuado.</w:t>
             </w:r>
             <w:r>
               <w:t xml:space="preserve"> </w:t>
             </w:r>
             <w:r>
-              <w:t xml:space="preserve">está liberado.</w:t>
+              <w:t xml:space="preserve">Você está liberado.</w:t>
             </w:r>
           </w:p>
         </w:tc>
@@ -2312,6 +2370,60 @@
       </w:r>
       <w:r>
         <w:t xml:space="preserve">.</w:t>
+      </w:r>
+    </w:p>
+    <w:p>
+      <w:pPr>
+        <w:pStyle w:val="BodyText"/>
+      </w:pPr>
+      <w:r>
+        <w:rPr>
+          <w:b/>
+          <w:bCs/>
+        </w:rPr>
+        <w:t xml:space="preserve">Toque em qualquer nota para ver os detalhes completos.</w:t>
+      </w:r>
+      <w:r>
+        <w:t xml:space="preserve"> </w:t>
+      </w:r>
+      <w:r>
+        <w:t xml:space="preserve">Abre um</w:t>
+      </w:r>
+      <w:r>
+        <w:t xml:space="preserve"> </w:t>
+      </w:r>
+      <w:r>
+        <w:t xml:space="preserve">painel só de leitura com o número da nota, propriedade, categoria,</w:t>
+      </w:r>
+      <w:r>
+        <w:t xml:space="preserve"> </w:t>
+      </w:r>
+      <w:r>
+        <w:t xml:space="preserve">valor, selo de status, período de serviço, data de envio, data de</w:t>
+      </w:r>
+      <w:r>
+        <w:t xml:space="preserve"> </w:t>
+      </w:r>
+      <w:r>
+        <w:t xml:space="preserve">pagamento (se paga), descrição, observações do administrador (se</w:t>
+      </w:r>
+      <w:r>
+        <w:t xml:space="preserve"> </w:t>
+      </w:r>
+      <w:r>
+        <w:t xml:space="preserve">houver) e todos os anexos. Anexos em PDF abrem em uma nova aba; fotos</w:t>
+      </w:r>
+      <w:r>
+        <w:t xml:space="preserve"> </w:t>
+      </w:r>
+      <w:r>
+        <w:t xml:space="preserve">abrem na tela. Útil para conferir o que você enviou ou consultar uma</w:t>
+      </w:r>
+      <w:r>
+        <w:t xml:space="preserve"> </w:t>
+      </w:r>
+      <w:r>
+        <w:t xml:space="preserve">nota antiga na hora.</w:t>
       </w:r>
     </w:p>
     <w:p>

--- a/docs/CONTRACTOR_GUIDE.pt-BR.docx
+++ b/docs/CONTRACTOR_GUIDE.pt-BR.docx
@@ -1061,13 +1061,13 @@
     <w:tbl>
       <w:tblPr>
         <w:tblStyle w:val="Table"/>
-        <w:tblW w:type="pct" w:w="3611"/>
+        <w:tblW w:type="pct" w:w="3056"/>
         <w:tblLayout w:type="fixed"/>
         <w:tblLook w:firstRow="1" w:lastRow="0" w:firstColumn="0" w:lastColumn="0" w:noHBand="0" w:noVBand="0" w:val="0020"/>
       </w:tblPr>
       <w:tblGrid>
-        <w:gridCol w:w="2860"/>
-        <w:gridCol w:w="2860"/>
+        <w:gridCol w:w="2420"/>
+        <w:gridCol w:w="2420"/>
       </w:tblGrid>
       <w:tr>
         <w:trPr>
@@ -1111,7 +1111,21 @@
                 <w:b/>
                 <w:bCs/>
               </w:rPr>
-              <w:t xml:space="preserve">Adicionar Transação</w:t>
+              <w:t xml:space="preserve">Adicionar</w:t>
+            </w:r>
+            <w:r>
+              <w:rPr>
+                <w:b/>
+                <w:bCs/>
+              </w:rPr>
+              <w:t xml:space="preserve"> </w:t>
+            </w:r>
+            <w:r>
+              <w:rPr>
+                <w:b/>
+                <w:bCs/>
+              </w:rPr>
+              <w:t xml:space="preserve">Transação</w:t>
             </w:r>
           </w:p>
         </w:tc>
@@ -1123,19 +1137,25 @@
               <w:jc w:val="left"/>
             </w:pPr>
             <w:r>
-              <w:t xml:space="preserve">Registrar um recibo de</w:t>
+              <w:t xml:space="preserve">Registrar um recibo</w:t>
             </w:r>
             <w:r>
               <w:t xml:space="preserve"> </w:t>
             </w:r>
             <w:r>
-              <w:t xml:space="preserve">algo que você comprou</w:t>
+              <w:t xml:space="preserve">de algo que você</w:t>
             </w:r>
             <w:r>
               <w:t xml:space="preserve"> </w:t>
             </w:r>
             <w:r>
-              <w:t xml:space="preserve">para a propriedade</w:t>
+              <w:t xml:space="preserve">comprou para a</w:t>
+            </w:r>
+            <w:r>
+              <w:t xml:space="preserve"> </w:t>
+            </w:r>
+            <w:r>
+              <w:t xml:space="preserve">propriedade</w:t>
             </w:r>
           </w:p>
         </w:tc>
@@ -1153,7 +1173,21 @@
                 <w:b/>
                 <w:bCs/>
               </w:rPr>
-              <w:t xml:space="preserve">Enviar Nota Fiscal</w:t>
+              <w:t xml:space="preserve">Enviar Nota</w:t>
+            </w:r>
+            <w:r>
+              <w:rPr>
+                <w:b/>
+                <w:bCs/>
+              </w:rPr>
+              <w:t xml:space="preserve"> </w:t>
+            </w:r>
+            <w:r>
+              <w:rPr>
+                <w:b/>
+                <w:bCs/>
+              </w:rPr>
+              <w:t xml:space="preserve">Fiscal</w:t>
             </w:r>
           </w:p>
         </w:tc>
@@ -1165,13 +1199,19 @@
               <w:jc w:val="left"/>
             </w:pPr>
             <w:r>
-              <w:t xml:space="preserve">Enviar sua fatura pelo</w:t>
+              <w:t xml:space="preserve">Enviar sua fatura</w:t>
             </w:r>
             <w:r>
               <w:t xml:space="preserve"> </w:t>
             </w:r>
             <w:r>
-              <w:t xml:space="preserve">trabalho realizado</w:t>
+              <w:t xml:space="preserve">pelo trabalho</w:t>
+            </w:r>
+            <w:r>
+              <w:t xml:space="preserve"> </w:t>
+            </w:r>
+            <w:r>
+              <w:t xml:space="preserve">realizado</w:t>
             </w:r>
           </w:p>
         </w:tc>
@@ -2151,13 +2191,13 @@
     <w:tbl>
       <w:tblPr>
         <w:tblStyle w:val="Table"/>
-        <w:tblW w:type="pct" w:w="3611"/>
+        <w:tblW w:type="pct" w:w="3056"/>
         <w:tblLayout w:type="fixed"/>
         <w:tblLook w:firstRow="1" w:lastRow="0" w:firstColumn="0" w:lastColumn="0" w:noHBand="0" w:noVBand="0" w:val="0020"/>
       </w:tblPr>
       <w:tblGrid>
-        <w:gridCol w:w="2860"/>
-        <w:gridCol w:w="2860"/>
+        <w:gridCol w:w="2420"/>
+        <w:gridCol w:w="2420"/>
       </w:tblGrid>
       <w:tr>
         <w:trPr>
@@ -2219,13 +2259,13 @@
               <w:jc w:val="left"/>
             </w:pPr>
             <w:r>
-              <w:t xml:space="preserve">Enviada — aguardando</w:t>
+              <w:t xml:space="preserve">Enviada —</w:t>
             </w:r>
             <w:r>
               <w:t xml:space="preserve"> </w:t>
             </w:r>
             <w:r>
-              <w:t xml:space="preserve">pagamento</w:t>
+              <w:t xml:space="preserve">aguardando pagamento</w:t>
             </w:r>
           </w:p>
         </w:tc>
@@ -2261,13 +2301,19 @@
               <w:jc w:val="left"/>
             </w:pPr>
             <w:r>
-              <w:t xml:space="preserve">O pagamento foi efetuado.</w:t>
+              <w:t xml:space="preserve">O pagamento foi</w:t>
             </w:r>
             <w:r>
               <w:t xml:space="preserve"> </w:t>
             </w:r>
             <w:r>
-              <w:t xml:space="preserve">Você está liberado.</w:t>
+              <w:t xml:space="preserve">efetuado. Você está</w:t>
+            </w:r>
+            <w:r>
+              <w:t xml:space="preserve"> </w:t>
+            </w:r>
+            <w:r>
+              <w:t xml:space="preserve">liberado.</w:t>
             </w:r>
           </w:p>
         </w:tc>
@@ -2294,13 +2340,71 @@
         <w:t xml:space="preserve"> </w:t>
       </w:r>
       <w:r>
-        <w:t xml:space="preserve">ruim, detalhe faltando), fale com o administrador para ele voltar a nota</w:t>
-      </w:r>
-      <w:r>
-        <w:t xml:space="preserve"> </w:t>
-      </w:r>
-      <w:r>
-        <w:t xml:space="preserve">para Pendente ou excluí-la, e envie uma corrigida.</w:t>
+        <w:t xml:space="preserve">ruim, detalhe faltando), toque na nota em</w:t>
+      </w:r>
+      <w:r>
+        <w:t xml:space="preserve"> </w:t>
+      </w:r>
+      <w:r>
+        <w:rPr>
+          <w:b/>
+          <w:bCs/>
+        </w:rPr>
+        <w:t xml:space="preserve">Minhas Notas Fiscais</w:t>
+      </w:r>
+      <w:r>
+        <w:t xml:space="preserve"> </w:t>
+      </w:r>
+      <w:r>
+        <w:t xml:space="preserve">para</w:t>
+      </w:r>
+      <w:r>
+        <w:t xml:space="preserve"> </w:t>
+      </w:r>
+      <w:r>
+        <w:t xml:space="preserve">abrir o painel de detalhes e use o botão vermelho</w:t>
+      </w:r>
+      <w:r>
+        <w:t xml:space="preserve"> </w:t>
+      </w:r>
+      <w:r>
+        <w:rPr>
+          <w:b/>
+          <w:bCs/>
+        </w:rPr>
+        <w:t xml:space="preserve">Excluir nota</w:t>
+      </w:r>
+      <w:r>
+        <w:rPr>
+          <w:b/>
+          <w:bCs/>
+        </w:rPr>
+        <w:t xml:space="preserve"> </w:t>
+      </w:r>
+      <w:r>
+        <w:rPr>
+          <w:b/>
+          <w:bCs/>
+        </w:rPr>
+        <w:t xml:space="preserve">fiscal</w:t>
+      </w:r>
+      <w:r>
+        <w:t xml:space="preserve"> </w:t>
+      </w:r>
+      <w:r>
+        <w:t xml:space="preserve">na base. O botão só aparece nas notas que você mesmo enviou.</w:t>
+      </w:r>
+      <w:r>
+        <w:t xml:space="preserve"> </w:t>
+      </w:r>
+      <w:r>
+        <w:t xml:space="preserve">Depois é só enviar uma nova versão corrigida. (O administrador completo</w:t>
+      </w:r>
+      <w:r>
+        <w:t xml:space="preserve"> </w:t>
+      </w:r>
+      <w:r>
+        <w:t xml:space="preserve">também pode excluir como ferramenta de limpeza.)</w:t>
       </w:r>
     </w:p>
     <w:p>
@@ -2405,25 +2509,25 @@
         <w:t xml:space="preserve"> </w:t>
       </w:r>
       <w:r>
-        <w:t xml:space="preserve">pagamento (se paga), descrição, observações do administrador (se</w:t>
-      </w:r>
-      <w:r>
-        <w:t xml:space="preserve"> </w:t>
-      </w:r>
-      <w:r>
-        <w:t xml:space="preserve">houver) e todos os anexos. Anexos em PDF abrem em uma nova aba; fotos</w:t>
-      </w:r>
-      <w:r>
-        <w:t xml:space="preserve"> </w:t>
-      </w:r>
-      <w:r>
-        <w:t xml:space="preserve">abrem na tela. Útil para conferir o que você enviou ou consultar uma</w:t>
-      </w:r>
-      <w:r>
-        <w:t xml:space="preserve"> </w:t>
-      </w:r>
-      <w:r>
-        <w:t xml:space="preserve">nota antiga na hora.</w:t>
+        <w:t xml:space="preserve">pagamento (se paga), descrição, observações do administrador (se houver)</w:t>
+      </w:r>
+      <w:r>
+        <w:t xml:space="preserve"> </w:t>
+      </w:r>
+      <w:r>
+        <w:t xml:space="preserve">e todos os anexos. Anexos em PDF abrem em uma nova aba; fotos abrem na</w:t>
+      </w:r>
+      <w:r>
+        <w:t xml:space="preserve"> </w:t>
+      </w:r>
+      <w:r>
+        <w:t xml:space="preserve">tela. Útil para conferir o que você enviou ou consultar uma nota antiga</w:t>
+      </w:r>
+      <w:r>
+        <w:t xml:space="preserve"> </w:t>
+      </w:r>
+      <w:r>
+        <w:t xml:space="preserve">na hora.</w:t>
       </w:r>
     </w:p>
     <w:p>
@@ -3213,7 +3317,13 @@
         <w:t xml:space="preserve"> </w:t>
       </w:r>
       <w:r>
-        <w:t xml:space="preserve">prestador não pode editar nem excluir notas enviadas (para manter o</w:t>
+        <w:t xml:space="preserve">prestador pode excluir as próprias notas (botão vermelho Excluir no</w:t>
+      </w:r>
+      <w:r>
+        <w:t xml:space="preserve"> </w:t>
+      </w:r>
+      <w:r>
+        <w:t xml:space="preserve">painel de detalhes), mas não consegue editá-las depois do envio (para manter o</w:t>
       </w:r>
       <w:r>
         <w:t xml:space="preserve"> </w:t>

--- a/docs/CONTRACTOR_GUIDE.pt-BR.docx
+++ b/docs/CONTRACTOR_GUIDE.pt-BR.docx
@@ -524,7 +524,7 @@
           <w:b/>
           <w:bCs/>
         </w:rPr>
-        <w:t xml:space="preserve">ledger.phillyshah.com</w:t>
+        <w:t xml:space="preserve">ledger.90ten.life</w:t>
       </w:r>
       <w:r>
         <w:t xml:space="preserve"> </w:t>
@@ -743,7 +743,7 @@
           <w:b/>
           <w:bCs/>
         </w:rPr>
-        <w:t xml:space="preserve">ledger.phillyshah.com</w:t>
+        <w:t xml:space="preserve">ledger.90ten.life</w:t>
       </w:r>
       <w:r>
         <w:t xml:space="preserve">.</w:t>
@@ -1061,13 +1061,13 @@
     <w:tbl>
       <w:tblPr>
         <w:tblStyle w:val="Table"/>
-        <w:tblW w:type="pct" w:w="3056"/>
+        <w:tblW w:type="pct" w:w="2639"/>
         <w:tblLayout w:type="fixed"/>
         <w:tblLook w:firstRow="1" w:lastRow="0" w:firstColumn="0" w:lastColumn="0" w:noHBand="0" w:noVBand="0" w:val="0020"/>
       </w:tblPr>
       <w:tblGrid>
-        <w:gridCol w:w="2420"/>
-        <w:gridCol w:w="2420"/>
+        <w:gridCol w:w="2090"/>
+        <w:gridCol w:w="2090"/>
       </w:tblGrid>
       <w:tr>
         <w:trPr>
@@ -1137,25 +1137,25 @@
               <w:jc w:val="left"/>
             </w:pPr>
             <w:r>
-              <w:t xml:space="preserve">Registrar um recibo</w:t>
+              <w:t xml:space="preserve">Registrar um</w:t>
             </w:r>
             <w:r>
               <w:t xml:space="preserve"> </w:t>
             </w:r>
             <w:r>
-              <w:t xml:space="preserve">de algo que você</w:t>
+              <w:t xml:space="preserve">recibo de algo que</w:t>
             </w:r>
             <w:r>
               <w:t xml:space="preserve"> </w:t>
             </w:r>
             <w:r>
-              <w:t xml:space="preserve">comprou para a</w:t>
+              <w:t xml:space="preserve">você comprou para</w:t>
             </w:r>
             <w:r>
               <w:t xml:space="preserve"> </w:t>
             </w:r>
             <w:r>
-              <w:t xml:space="preserve">propriedade</w:t>
+              <w:t xml:space="preserve">a propriedade</w:t>
             </w:r>
           </w:p>
         </w:tc>
@@ -2191,13 +2191,13 @@
     <w:tbl>
       <w:tblPr>
         <w:tblStyle w:val="Table"/>
-        <w:tblW w:type="pct" w:w="3056"/>
+        <w:tblW w:type="pct" w:w="2639"/>
         <w:tblLayout w:type="fixed"/>
         <w:tblLook w:firstRow="1" w:lastRow="0" w:firstColumn="0" w:lastColumn="0" w:noHBand="0" w:noVBand="0" w:val="0020"/>
       </w:tblPr>
       <w:tblGrid>
-        <w:gridCol w:w="2420"/>
-        <w:gridCol w:w="2420"/>
+        <w:gridCol w:w="2090"/>
+        <w:gridCol w:w="2090"/>
       </w:tblGrid>
       <w:tr>
         <w:trPr>
@@ -2265,7 +2265,13 @@
               <w:t xml:space="preserve"> </w:t>
             </w:r>
             <w:r>
-              <w:t xml:space="preserve">aguardando pagamento</w:t>
+              <w:t xml:space="preserve">aguardando</w:t>
+            </w:r>
+            <w:r>
+              <w:t xml:space="preserve"> </w:t>
+            </w:r>
+            <w:r>
+              <w:t xml:space="preserve">pagamento</w:t>
             </w:r>
           </w:p>
         </w:tc>
@@ -2307,13 +2313,13 @@
               <w:t xml:space="preserve"> </w:t>
             </w:r>
             <w:r>
-              <w:t xml:space="preserve">efetuado. Você está</w:t>
+              <w:t xml:space="preserve">efetuado. Você</w:t>
             </w:r>
             <w:r>
               <w:t xml:space="preserve"> </w:t>
             </w:r>
             <w:r>
-              <w:t xml:space="preserve">liberado.</w:t>
+              <w:t xml:space="preserve">está liberado.</w:t>
             </w:r>
           </w:p>
         </w:tc>
@@ -3323,19 +3329,19 @@
         <w:t xml:space="preserve"> </w:t>
       </w:r>
       <w:r>
-        <w:t xml:space="preserve">painel de detalhes), mas não consegue editá-las depois do envio (para manter o</w:t>
-      </w:r>
-      <w:r>
-        <w:t xml:space="preserve"> </w:t>
-      </w:r>
-      <w:r>
-        <w:t xml:space="preserve">histórico). Fale com o administrador e peça para ele rejeitar a nota com</w:t>
-      </w:r>
-      <w:r>
-        <w:t xml:space="preserve"> </w:t>
-      </w:r>
-      <w:r>
-        <w:t xml:space="preserve">uma observação explicando; depois envie uma nota corrigida.</w:t>
+        <w:t xml:space="preserve">painel de detalhes), mas não consegue editá-las depois do envio (para</w:t>
+      </w:r>
+      <w:r>
+        <w:t xml:space="preserve"> </w:t>
+      </w:r>
+      <w:r>
+        <w:t xml:space="preserve">manter o histórico). Fale com o administrador e peça para ele rejeitar a</w:t>
+      </w:r>
+      <w:r>
+        <w:t xml:space="preserve"> </w:t>
+      </w:r>
+      <w:r>
+        <w:t xml:space="preserve">nota com uma observação explicando; depois envie uma nota corrigida.</w:t>
       </w:r>
     </w:p>
     <w:p>

--- a/docs/CONTRACTOR_GUIDE.pt-BR.docx
+++ b/docs/CONTRACTOR_GUIDE.pt-BR.docx
@@ -2,7 +2,7 @@
 <file path=word/document.xml><?xml version="1.0" encoding="utf-8"?>
 <w:document xmlns:w="http://schemas.openxmlformats.org/wordprocessingml/2006/main" xmlns:m="http://schemas.openxmlformats.org/officeDocument/2006/math" xmlns:r="http://schemas.openxmlformats.org/officeDocument/2006/relationships" xmlns:o="urn:schemas-microsoft-com:office:office" xmlns:v="urn:schemas-microsoft-com:vml" xmlns:w10="urn:schemas-microsoft-com:office:word" xmlns:a="http://schemas.openxmlformats.org/drawingml/2006/main" xmlns:pic="http://schemas.openxmlformats.org/drawingml/2006/picture" xmlns:wp="http://schemas.openxmlformats.org/drawingml/2006/wordprocessingDrawing">
   <w:body>
-    <w:bookmarkStart w:id="26" w:name="ledgerx-guia-do-prestador"/>
+    <w:bookmarkStart w:id="27" w:name="ledgerx-guia-do-prestador"/>
     <w:p>
       <w:pPr>
         <w:pStyle w:val="Heading1"/>
@@ -1061,13 +1061,13 @@
     <w:tbl>
       <w:tblPr>
         <w:tblStyle w:val="Table"/>
-        <w:tblW w:type="pct" w:w="2639"/>
+        <w:tblW w:type="pct" w:w="2222"/>
         <w:tblLayout w:type="fixed"/>
         <w:tblLook w:firstRow="1" w:lastRow="0" w:firstColumn="0" w:lastColumn="0" w:noHBand="0" w:noVBand="0" w:val="0020"/>
       </w:tblPr>
       <w:tblGrid>
-        <w:gridCol w:w="2090"/>
-        <w:gridCol w:w="2090"/>
+        <w:gridCol w:w="1760"/>
+        <w:gridCol w:w="1760"/>
       </w:tblGrid>
       <w:tr>
         <w:trPr>
@@ -1143,19 +1143,25 @@
               <w:t xml:space="preserve"> </w:t>
             </w:r>
             <w:r>
-              <w:t xml:space="preserve">recibo de algo que</w:t>
+              <w:t xml:space="preserve">recibo de algo</w:t>
             </w:r>
             <w:r>
               <w:t xml:space="preserve"> </w:t>
             </w:r>
             <w:r>
-              <w:t xml:space="preserve">você comprou para</w:t>
+              <w:t xml:space="preserve">que você</w:t>
             </w:r>
             <w:r>
               <w:t xml:space="preserve"> </w:t>
             </w:r>
             <w:r>
-              <w:t xml:space="preserve">a propriedade</w:t>
+              <w:t xml:space="preserve">comprou para a</w:t>
+            </w:r>
+            <w:r>
+              <w:t xml:space="preserve"> </w:t>
+            </w:r>
+            <w:r>
+              <w:t xml:space="preserve">propriedade</w:t>
             </w:r>
           </w:p>
         </w:tc>
@@ -1199,13 +1205,19 @@
               <w:jc w:val="left"/>
             </w:pPr>
             <w:r>
-              <w:t xml:space="preserve">Enviar sua fatura</w:t>
+              <w:t xml:space="preserve">Enviar sua</w:t>
             </w:r>
             <w:r>
               <w:t xml:space="preserve"> </w:t>
             </w:r>
             <w:r>
-              <w:t xml:space="preserve">pelo trabalho</w:t>
+              <w:t xml:space="preserve">fatura pelo</w:t>
+            </w:r>
+            <w:r>
+              <w:t xml:space="preserve"> </w:t>
+            </w:r>
+            <w:r>
+              <w:t xml:space="preserve">trabalho</w:t>
             </w:r>
             <w:r>
               <w:t xml:space="preserve"> </w:t>
@@ -2191,13 +2203,13 @@
     <w:tbl>
       <w:tblPr>
         <w:tblStyle w:val="Table"/>
-        <w:tblW w:type="pct" w:w="2639"/>
+        <w:tblW w:type="pct" w:w="2222"/>
         <w:tblLayout w:type="fixed"/>
         <w:tblLook w:firstRow="1" w:lastRow="0" w:firstColumn="0" w:lastColumn="0" w:noHBand="0" w:noVBand="0" w:val="0020"/>
       </w:tblPr>
       <w:tblGrid>
-        <w:gridCol w:w="2090"/>
-        <w:gridCol w:w="2090"/>
+        <w:gridCol w:w="1760"/>
+        <w:gridCol w:w="1760"/>
       </w:tblGrid>
       <w:tr>
         <w:trPr>
@@ -2685,12 +2697,78 @@
       </w:r>
     </w:p>
     <w:bookmarkEnd w:id="19"/>
-    <w:bookmarkStart w:id="22" w:name="configurações-da-conta"/>
+    <w:bookmarkStart w:id="20" w:name="novidades-ícone-do-sino"/>
     <w:p>
       <w:pPr>
         <w:pStyle w:val="Heading2"/>
       </w:pPr>
       <w:r>
+        <w:t xml:space="preserve">Novidades (Ícone do Sino)</w:t>
+      </w:r>
+    </w:p>
+    <w:p>
+      <w:pPr>
+        <w:pStyle w:val="FirstParagraph"/>
+      </w:pPr>
+      <w:r>
+        <w:t xml:space="preserve">Um</w:t>
+      </w:r>
+      <w:r>
+        <w:t xml:space="preserve"> </w:t>
+      </w:r>
+      <w:r>
+        <w:rPr>
+          <w:b/>
+          <w:bCs/>
+        </w:rPr>
+        <w:t xml:space="preserve">ícone de sino</w:t>
+      </w:r>
+      <w:r>
+        <w:t xml:space="preserve"> </w:t>
+      </w:r>
+      <w:r>
+        <w:t xml:space="preserve">fica no topo direito de cada página (e na base da barra lateral admin no desktop, caso você acesse uma visão de admin). Toque para ver o que foi lançado recentemente — versão, data e uma breve descrição de cada release.</w:t>
+      </w:r>
+    </w:p>
+    <w:p>
+      <w:pPr>
+        <w:pStyle w:val="BodyText"/>
+      </w:pPr>
+      <w:r>
+        <w:t xml:space="preserve">O sino fica</w:t>
+      </w:r>
+      <w:r>
+        <w:t xml:space="preserve"> </w:t>
+      </w:r>
+      <w:r>
+        <w:rPr>
+          <w:b/>
+          <w:bCs/>
+        </w:rPr>
+        <w:t xml:space="preserve">âmbar com um pequeno ponto vermelho</w:t>
+      </w:r>
+      <w:r>
+        <w:t xml:space="preserve"> </w:t>
+      </w:r>
+      <w:r>
+        <w:t xml:space="preserve">quando há novidades não lidas. Abrir o painel limpa o ponto. O estado de leitura é por navegador/dispositivo, portanto entrar pelo celular após ler no laptop mostra o ponto brevemente novamente até você tocar no sino lá também.</w:t>
+      </w:r>
+    </w:p>
+    <w:p>
+      <w:pPr>
+        <w:pStyle w:val="BodyText"/>
+      </w:pPr>
+      <w:r>
+        <w:t xml:space="preserve">Usamos isso para mantê-lo informado conforme novos recursos forem lançados — sem mais atualizações silenciosas.</w:t>
+      </w:r>
+    </w:p>
+    <w:bookmarkEnd w:id="20"/>
+    <w:bookmarkStart w:id="23" w:name="configurações-da-conta"/>
+    <w:p>
+      <w:pPr>
+        <w:pStyle w:val="Heading2"/>
+      </w:pPr>
+      <w:r>
         <w:t xml:space="preserve">Configurações da Conta</w:t>
       </w:r>
     </w:p>
@@ -2724,7 +2802,7 @@
         <w:t xml:space="preserve">painel.</w:t>
       </w:r>
     </w:p>
-    <w:bookmarkStart w:id="20" w:name="adicionar-ou-atualizar-e-mail"/>
+    <w:bookmarkStart w:id="21" w:name="adicionar-ou-atualizar-e-mail"/>
     <w:p>
       <w:pPr>
         <w:pStyle w:val="Heading3"/>
@@ -2825,8 +2903,8 @@
         <w:t xml:space="preserve">.</w:t>
       </w:r>
     </w:p>
-    <w:bookmarkEnd w:id="20"/>
-    <w:bookmarkStart w:id="21" w:name="alterar-senha"/>
+    <w:bookmarkEnd w:id="21"/>
+    <w:bookmarkStart w:id="22" w:name="alterar-senha"/>
     <w:p>
       <w:pPr>
         <w:pStyle w:val="Heading3"/>
@@ -2918,9 +2996,9 @@
         </w:pict>
       </w:r>
     </w:p>
-    <w:bookmarkEnd w:id="21"/>
     <w:bookmarkEnd w:id="22"/>
-    <w:bookmarkStart w:id="23" w:name="dicas-para-melhor-leitura-ocr"/>
+    <w:bookmarkEnd w:id="23"/>
+    <w:bookmarkStart w:id="24" w:name="dicas-para-melhor-leitura-ocr"/>
     <w:p>
       <w:pPr>
         <w:pStyle w:val="Heading2"/>
@@ -3168,8 +3246,8 @@
         </w:pict>
       </w:r>
     </w:p>
-    <w:bookmarkEnd w:id="23"/>
-    <w:bookmarkStart w:id="24" w:name="X287956fb9f34a0272ba812a4bb7a4b15e8dc808"/>
+    <w:bookmarkEnd w:id="24"/>
+    <w:bookmarkStart w:id="25" w:name="X287956fb9f34a0272ba812a4bb7a4b15e8dc808"/>
     <w:p>
       <w:pPr>
         <w:pStyle w:val="Heading2"/>
@@ -3497,8 +3575,8 @@
         </w:pict>
       </w:r>
     </w:p>
-    <w:bookmarkEnd w:id="24"/>
-    <w:bookmarkStart w:id="25" w:name="obtendo-ajuda"/>
+    <w:bookmarkEnd w:id="25"/>
+    <w:bookmarkStart w:id="26" w:name="obtendo-ajuda"/>
     <w:p>
       <w:pPr>
         <w:pStyle w:val="Heading2"/>
@@ -3579,8 +3657,8 @@
         <w:t xml:space="preserve">campos, escolhe a propriedade, aperta Salvar.</w:t>
       </w:r>
     </w:p>
-    <w:bookmarkEnd w:id="25"/>
     <w:bookmarkEnd w:id="26"/>
+    <w:bookmarkEnd w:id="27"/>
     <w:sectPr>
       <w:footnotePr>
         <w:numRestart w:val="eachSect"/>

--- a/docs/CONTRACTOR_GUIDE.pt-BR.docx
+++ b/docs/CONTRACTOR_GUIDE.pt-BR.docx
@@ -2,7 +2,7 @@
 <file path=word/document.xml><?xml version="1.0" encoding="utf-8"?>
 <w:document xmlns:w="http://schemas.openxmlformats.org/wordprocessingml/2006/main" xmlns:m="http://schemas.openxmlformats.org/officeDocument/2006/math" xmlns:r="http://schemas.openxmlformats.org/officeDocument/2006/relationships" xmlns:o="urn:schemas-microsoft-com:office:office" xmlns:v="urn:schemas-microsoft-com:vml" xmlns:w10="urn:schemas-microsoft-com:office:word" xmlns:a="http://schemas.openxmlformats.org/drawingml/2006/main" xmlns:pic="http://schemas.openxmlformats.org/drawingml/2006/picture" xmlns:wp="http://schemas.openxmlformats.org/drawingml/2006/wordprocessingDrawing">
   <w:body>
-    <w:bookmarkStart w:id="27" w:name="ledgerx-guia-do-prestador"/>
+    <w:bookmarkStart w:id="28" w:name="ledgerx-guia-do-prestador"/>
     <w:p>
       <w:pPr>
         <w:pStyle w:val="Heading1"/>
@@ -1061,13 +1061,13 @@
     <w:tbl>
       <w:tblPr>
         <w:tblStyle w:val="Table"/>
-        <w:tblW w:type="pct" w:w="2222"/>
+        <w:tblW w:type="pct" w:w="1944"/>
         <w:tblLayout w:type="fixed"/>
         <w:tblLook w:firstRow="1" w:lastRow="0" w:firstColumn="0" w:lastColumn="0" w:noHBand="0" w:noVBand="0" w:val="0020"/>
       </w:tblPr>
       <w:tblGrid>
-        <w:gridCol w:w="1760"/>
-        <w:gridCol w:w="1760"/>
+        <w:gridCol w:w="1540"/>
+        <w:gridCol w:w="1540"/>
       </w:tblGrid>
       <w:tr>
         <w:trPr>
@@ -1093,7 +1093,13 @@
               <w:jc w:val="left"/>
             </w:pPr>
             <w:r>
-              <w:t xml:space="preserve">Para quê serve</w:t>
+              <w:t xml:space="preserve">Para quê</w:t>
+            </w:r>
+            <w:r>
+              <w:t xml:space="preserve"> </w:t>
+            </w:r>
+            <w:r>
+              <w:t xml:space="preserve">serve</w:t>
             </w:r>
           </w:p>
         </w:tc>
@@ -1143,25 +1149,25 @@
               <w:t xml:space="preserve"> </w:t>
             </w:r>
             <w:r>
-              <w:t xml:space="preserve">recibo de algo</w:t>
+              <w:t xml:space="preserve">recibo de</w:t>
             </w:r>
             <w:r>
               <w:t xml:space="preserve"> </w:t>
             </w:r>
             <w:r>
-              <w:t xml:space="preserve">que você</w:t>
+              <w:t xml:space="preserve">algo que você</w:t>
             </w:r>
             <w:r>
               <w:t xml:space="preserve"> </w:t>
             </w:r>
             <w:r>
-              <w:t xml:space="preserve">comprou para a</w:t>
+              <w:t xml:space="preserve">comprou para</w:t>
             </w:r>
             <w:r>
               <w:t xml:space="preserve"> </w:t>
             </w:r>
             <w:r>
-              <w:t xml:space="preserve">propriedade</w:t>
+              <w:t xml:space="preserve">a propriedade</w:t>
             </w:r>
           </w:p>
         </w:tc>
@@ -2203,13 +2209,13 @@
     <w:tbl>
       <w:tblPr>
         <w:tblStyle w:val="Table"/>
-        <w:tblW w:type="pct" w:w="2222"/>
+        <w:tblW w:type="pct" w:w="2083"/>
         <w:tblLayout w:type="fixed"/>
         <w:tblLook w:firstRow="1" w:lastRow="0" w:firstColumn="0" w:lastColumn="0" w:noHBand="0" w:noVBand="0" w:val="0020"/>
       </w:tblPr>
       <w:tblGrid>
-        <w:gridCol w:w="1760"/>
-        <w:gridCol w:w="1760"/>
+        <w:gridCol w:w="1650"/>
+        <w:gridCol w:w="1650"/>
       </w:tblGrid>
       <w:tr>
         <w:trPr>
@@ -2319,19 +2325,25 @@
               <w:jc w:val="left"/>
             </w:pPr>
             <w:r>
-              <w:t xml:space="preserve">O pagamento foi</w:t>
+              <w:t xml:space="preserve">O pagamento</w:t>
             </w:r>
             <w:r>
               <w:t xml:space="preserve"> </w:t>
             </w:r>
             <w:r>
-              <w:t xml:space="preserve">efetuado. Você</w:t>
+              <w:t xml:space="preserve">foi efetuado.</w:t>
             </w:r>
             <w:r>
               <w:t xml:space="preserve"> </w:t>
             </w:r>
             <w:r>
-              <w:t xml:space="preserve">está liberado.</w:t>
+              <w:t xml:space="preserve">Você está</w:t>
+            </w:r>
+            <w:r>
+              <w:t xml:space="preserve"> </w:t>
+            </w:r>
+            <w:r>
+              <w:t xml:space="preserve">liberado.</w:t>
             </w:r>
           </w:p>
         </w:tc>
@@ -2697,12 +2709,50 @@
       </w:r>
     </w:p>
     <w:bookmarkEnd w:id="19"/>
-    <w:bookmarkStart w:id="20" w:name="novidades-ícone-do-sino"/>
+    <w:bookmarkStart w:id="20" w:name="Xe4ed87859bdf7f21f0073889bd935c2934f61b9"/>
     <w:p>
       <w:pPr>
         <w:pStyle w:val="Heading2"/>
       </w:pPr>
       <w:r>
+        <w:t xml:space="preserve">Catálogo de Fornecedores (Preenchimento Automático)</w:t>
+      </w:r>
+    </w:p>
+    <w:p>
+      <w:pPr>
+        <w:pStyle w:val="FirstParagraph"/>
+      </w:pPr>
+      <w:r>
+        <w:t xml:space="preserve">Ao digitar um nome de fornecedor em Adicionar Transação, o campo se completa automaticamente a partir de um catálogo compartilhado. Fornecedores usados anteriormente na sua residência ficam memorizados e a categoria é preenchida. O administrador também pode curar fornecedores</w:t>
+      </w:r>
+      <w:r>
+        <w:t xml:space="preserve"> </w:t>
+      </w:r>
+      <w:r>
+        <w:t xml:space="preserve">“globais”</w:t>
+      </w:r>
+      <w:r>
+        <w:t xml:space="preserve"> </w:t>
+      </w:r>
+      <w:r>
+        <w:t xml:space="preserve">(Home Depot, Comcast, Amazon etc.) que valem em todas as residências, então mesmo um novo membro recebe sugestões úteis no primeiro dia.</w:t>
+      </w:r>
+    </w:p>
+    <w:p>
+      <w:pPr>
+        <w:pStyle w:val="BodyText"/>
+      </w:pPr>
+      <w:r>
+        <w:t xml:space="preserve">Se uma categoria for preenchida automaticamente, você sempre pode sobrescrevê-la antes de salvar — a sugestão é só um ponto de partida.</w:t>
+      </w:r>
+    </w:p>
+    <w:bookmarkEnd w:id="20"/>
+    <w:bookmarkStart w:id="21" w:name="novidades-ícone-do-sino"/>
+    <w:p>
+      <w:pPr>
+        <w:pStyle w:val="Heading2"/>
+      </w:pPr>
+      <w:r>
         <w:t xml:space="preserve">Novidades (Ícone do Sino)</w:t>
       </w:r>
     </w:p>
@@ -2727,7 +2777,25 @@
         <w:t xml:space="preserve"> </w:t>
       </w:r>
       <w:r>
-        <w:t xml:space="preserve">fica no topo direito de cada página (e na base da barra lateral admin no desktop, caso você acesse uma visão de admin). Toque para ver o que foi lançado recentemente — versão, data e uma breve descrição de cada release.</w:t>
+        <w:t xml:space="preserve">fica no topo direito de cada página (e na base da</w:t>
+      </w:r>
+      <w:r>
+        <w:t xml:space="preserve"> </w:t>
+      </w:r>
+      <w:r>
+        <w:t xml:space="preserve">barra lateral admin no desktop, caso você acesse uma visão de admin).</w:t>
+      </w:r>
+      <w:r>
+        <w:t xml:space="preserve"> </w:t>
+      </w:r>
+      <w:r>
+        <w:t xml:space="preserve">Toque para ver o que foi lançado recentemente — versão, data e uma</w:t>
+      </w:r>
+      <w:r>
+        <w:t xml:space="preserve"> </w:t>
+      </w:r>
+      <w:r>
+        <w:t xml:space="preserve">breve descrição de cada release.</w:t>
       </w:r>
     </w:p>
     <w:p>
@@ -2751,7 +2819,25 @@
         <w:t xml:space="preserve"> </w:t>
       </w:r>
       <w:r>
-        <w:t xml:space="preserve">quando há novidades não lidas. Abrir o painel limpa o ponto. O estado de leitura é por navegador/dispositivo, portanto entrar pelo celular após ler no laptop mostra o ponto brevemente novamente até você tocar no sino lá também.</w:t>
+        <w:t xml:space="preserve">quando há novidades</w:t>
+      </w:r>
+      <w:r>
+        <w:t xml:space="preserve"> </w:t>
+      </w:r>
+      <w:r>
+        <w:t xml:space="preserve">não lidas. Abrir o painel limpa o ponto. O estado de leitura é por</w:t>
+      </w:r>
+      <w:r>
+        <w:t xml:space="preserve"> </w:t>
+      </w:r>
+      <w:r>
+        <w:t xml:space="preserve">navegador/dispositivo, portanto entrar pelo celular após ler no laptop</w:t>
+      </w:r>
+      <w:r>
+        <w:t xml:space="preserve"> </w:t>
+      </w:r>
+      <w:r>
+        <w:t xml:space="preserve">mostra o ponto brevemente novamente até você tocar no sino lá também.</w:t>
       </w:r>
     </w:p>
     <w:p>
@@ -2759,11 +2845,17 @@
         <w:pStyle w:val="BodyText"/>
       </w:pPr>
       <w:r>
-        <w:t xml:space="preserve">Usamos isso para mantê-lo informado conforme novos recursos forem lançados — sem mais atualizações silenciosas.</w:t>
-      </w:r>
-    </w:p>
-    <w:bookmarkEnd w:id="20"/>
-    <w:bookmarkStart w:id="23" w:name="configurações-da-conta"/>
+        <w:t xml:space="preserve">Usamos isso para mantê-lo informado conforme novos recursos forem</w:t>
+      </w:r>
+      <w:r>
+        <w:t xml:space="preserve"> </w:t>
+      </w:r>
+      <w:r>
+        <w:t xml:space="preserve">lançados — sem mais atualizações silenciosas.</w:t>
+      </w:r>
+    </w:p>
+    <w:bookmarkEnd w:id="21"/>
+    <w:bookmarkStart w:id="24" w:name="configurações-da-conta"/>
     <w:p>
       <w:pPr>
         <w:pStyle w:val="Heading2"/>
@@ -2802,7 +2894,7 @@
         <w:t xml:space="preserve">painel.</w:t>
       </w:r>
     </w:p>
-    <w:bookmarkStart w:id="21" w:name="adicionar-ou-atualizar-e-mail"/>
+    <w:bookmarkStart w:id="22" w:name="adicionar-ou-atualizar-e-mail"/>
     <w:p>
       <w:pPr>
         <w:pStyle w:val="Heading3"/>
@@ -2903,8 +2995,8 @@
         <w:t xml:space="preserve">.</w:t>
       </w:r>
     </w:p>
-    <w:bookmarkEnd w:id="21"/>
-    <w:bookmarkStart w:id="22" w:name="alterar-senha"/>
+    <w:bookmarkEnd w:id="22"/>
+    <w:bookmarkStart w:id="23" w:name="alterar-senha"/>
     <w:p>
       <w:pPr>
         <w:pStyle w:val="Heading3"/>
@@ -2996,9 +3088,9 @@
         </w:pict>
       </w:r>
     </w:p>
-    <w:bookmarkEnd w:id="22"/>
     <w:bookmarkEnd w:id="23"/>
-    <w:bookmarkStart w:id="24" w:name="dicas-para-melhor-leitura-ocr"/>
+    <w:bookmarkEnd w:id="24"/>
+    <w:bookmarkStart w:id="25" w:name="dicas-para-melhor-leitura-ocr"/>
     <w:p>
       <w:pPr>
         <w:pStyle w:val="Heading2"/>
@@ -3246,8 +3338,8 @@
         </w:pict>
       </w:r>
     </w:p>
-    <w:bookmarkEnd w:id="24"/>
-    <w:bookmarkStart w:id="25" w:name="X287956fb9f34a0272ba812a4bb7a4b15e8dc808"/>
+    <w:bookmarkEnd w:id="25"/>
+    <w:bookmarkStart w:id="26" w:name="X287956fb9f34a0272ba812a4bb7a4b15e8dc808"/>
     <w:p>
       <w:pPr>
         <w:pStyle w:val="Heading2"/>
@@ -3575,8 +3667,8 @@
         </w:pict>
       </w:r>
     </w:p>
-    <w:bookmarkEnd w:id="25"/>
-    <w:bookmarkStart w:id="26" w:name="obtendo-ajuda"/>
+    <w:bookmarkEnd w:id="26"/>
+    <w:bookmarkStart w:id="27" w:name="obtendo-ajuda"/>
     <w:p>
       <w:pPr>
         <w:pStyle w:val="Heading2"/>
@@ -3657,8 +3749,8 @@
         <w:t xml:space="preserve">campos, escolhe a propriedade, aperta Salvar.</w:t>
       </w:r>
     </w:p>
-    <w:bookmarkEnd w:id="26"/>
     <w:bookmarkEnd w:id="27"/>
+    <w:bookmarkEnd w:id="28"/>
     <w:sectPr>
       <w:footnotePr>
         <w:numRestart w:val="eachSect"/>

--- a/docs/CONTRACTOR_GUIDE.pt-BR.docx
+++ b/docs/CONTRACTOR_GUIDE.pt-BR.docx
@@ -2,7 +2,7 @@
 <file path=word/document.xml><?xml version="1.0" encoding="utf-8"?>
 <w:document xmlns:w="http://schemas.openxmlformats.org/wordprocessingml/2006/main" xmlns:m="http://schemas.openxmlformats.org/officeDocument/2006/math" xmlns:r="http://schemas.openxmlformats.org/officeDocument/2006/relationships" xmlns:o="urn:schemas-microsoft-com:office:office" xmlns:v="urn:schemas-microsoft-com:vml" xmlns:w10="urn:schemas-microsoft-com:office:word" xmlns:a="http://schemas.openxmlformats.org/drawingml/2006/main" xmlns:pic="http://schemas.openxmlformats.org/drawingml/2006/picture" xmlns:wp="http://schemas.openxmlformats.org/drawingml/2006/wordprocessingDrawing">
   <w:body>
-    <w:bookmarkStart w:id="28" w:name="ledgerx-guia-do-prestador"/>
+    <w:bookmarkStart w:id="29" w:name="ledgerx-guia-do-prestador"/>
     <w:p>
       <w:pPr>
         <w:pStyle w:val="Heading1"/>
@@ -2709,12 +2709,30 @@
       </w:r>
     </w:p>
     <w:bookmarkEnd w:id="19"/>
-    <w:bookmarkStart w:id="20" w:name="Xe4ed87859bdf7f21f0073889bd935c2934f61b9"/>
+    <w:bookmarkStart w:id="20" w:name="aviso-de-possível-duplicata"/>
     <w:p>
       <w:pPr>
         <w:pStyle w:val="Heading2"/>
       </w:pPr>
       <w:r>
+        <w:t xml:space="preserve">Aviso de Possível Duplicata</w:t>
+      </w:r>
+    </w:p>
+    <w:p>
+      <w:pPr>
+        <w:pStyle w:val="FirstParagraph"/>
+      </w:pPr>
+      <w:r>
+        <w:t xml:space="preserve">Se você enviar um recibo com o mesmo fornecedor, total e data (±1 dia) de outro já registrado nesta residência, um aviso âmbar aparece no topo do formulário para você identificar um reenvio antes de salvar. Lógica equivalente para notas fiscais, comparando pelo número dentro do imóvel. O aviso não bloqueia — se for mesmo intencional, basta salvar.</w:t>
+      </w:r>
+    </w:p>
+    <w:bookmarkEnd w:id="20"/>
+    <w:bookmarkStart w:id="21" w:name="Xe4ed87859bdf7f21f0073889bd935c2934f61b9"/>
+    <w:p>
+      <w:pPr>
+        <w:pStyle w:val="Heading2"/>
+      </w:pPr>
+      <w:r>
         <w:t xml:space="preserve">Catálogo de Fornecedores (Preenchimento Automático)</w:t>
       </w:r>
     </w:p>
@@ -2723,7 +2741,25 @@
         <w:pStyle w:val="FirstParagraph"/>
       </w:pPr>
       <w:r>
-        <w:t xml:space="preserve">Ao digitar um nome de fornecedor em Adicionar Transação, o campo se completa automaticamente a partir de um catálogo compartilhado. Fornecedores usados anteriormente na sua residência ficam memorizados e a categoria é preenchida. O administrador também pode curar fornecedores</w:t>
+        <w:t xml:space="preserve">Ao digitar um nome de fornecedor em Adicionar Transação, o campo se</w:t>
+      </w:r>
+      <w:r>
+        <w:t xml:space="preserve"> </w:t>
+      </w:r>
+      <w:r>
+        <w:t xml:space="preserve">completa automaticamente a partir de um catálogo compartilhado.</w:t>
+      </w:r>
+      <w:r>
+        <w:t xml:space="preserve"> </w:t>
+      </w:r>
+      <w:r>
+        <w:t xml:space="preserve">Fornecedores usados anteriormente na sua residência ficam memorizados e</w:t>
+      </w:r>
+      <w:r>
+        <w:t xml:space="preserve"> </w:t>
+      </w:r>
+      <w:r>
+        <w:t xml:space="preserve">a categoria é preenchida. O administrador também pode curar fornecedores</w:t>
       </w:r>
       <w:r>
         <w:t xml:space="preserve"> </w:t>
@@ -2735,7 +2771,19 @@
         <w:t xml:space="preserve"> </w:t>
       </w:r>
       <w:r>
-        <w:t xml:space="preserve">(Home Depot, Comcast, Amazon etc.) que valem em todas as residências, então mesmo um novo membro recebe sugestões úteis no primeiro dia.</w:t>
+        <w:t xml:space="preserve">(Home Depot, Comcast, Amazon etc.) que valem em todas as</w:t>
+      </w:r>
+      <w:r>
+        <w:t xml:space="preserve"> </w:t>
+      </w:r>
+      <w:r>
+        <w:t xml:space="preserve">residências, então mesmo um novo membro recebe sugestões úteis no</w:t>
+      </w:r>
+      <w:r>
+        <w:t xml:space="preserve"> </w:t>
+      </w:r>
+      <w:r>
+        <w:t xml:space="preserve">primeiro dia.</w:t>
       </w:r>
     </w:p>
     <w:p>
@@ -2743,11 +2791,17 @@
         <w:pStyle w:val="BodyText"/>
       </w:pPr>
       <w:r>
-        <w:t xml:space="preserve">Se uma categoria for preenchida automaticamente, você sempre pode sobrescrevê-la antes de salvar — a sugestão é só um ponto de partida.</w:t>
-      </w:r>
-    </w:p>
-    <w:bookmarkEnd w:id="20"/>
-    <w:bookmarkStart w:id="21" w:name="novidades-ícone-do-sino"/>
+        <w:t xml:space="preserve">Se uma categoria for preenchida automaticamente, você sempre pode</w:t>
+      </w:r>
+      <w:r>
+        <w:t xml:space="preserve"> </w:t>
+      </w:r>
+      <w:r>
+        <w:t xml:space="preserve">sobrescrevê-la antes de salvar — a sugestão é só um ponto de partida.</w:t>
+      </w:r>
+    </w:p>
+    <w:bookmarkEnd w:id="21"/>
+    <w:bookmarkStart w:id="22" w:name="novidades-ícone-do-sino"/>
     <w:p>
       <w:pPr>
         <w:pStyle w:val="Heading2"/>
@@ -2854,8 +2908,8 @@
         <w:t xml:space="preserve">lançados — sem mais atualizações silenciosas.</w:t>
       </w:r>
     </w:p>
-    <w:bookmarkEnd w:id="21"/>
-    <w:bookmarkStart w:id="24" w:name="configurações-da-conta"/>
+    <w:bookmarkEnd w:id="22"/>
+    <w:bookmarkStart w:id="25" w:name="configurações-da-conta"/>
     <w:p>
       <w:pPr>
         <w:pStyle w:val="Heading2"/>
@@ -2894,7 +2948,7 @@
         <w:t xml:space="preserve">painel.</w:t>
       </w:r>
     </w:p>
-    <w:bookmarkStart w:id="22" w:name="adicionar-ou-atualizar-e-mail"/>
+    <w:bookmarkStart w:id="23" w:name="adicionar-ou-atualizar-e-mail"/>
     <w:p>
       <w:pPr>
         <w:pStyle w:val="Heading3"/>
@@ -2995,8 +3049,8 @@
         <w:t xml:space="preserve">.</w:t>
       </w:r>
     </w:p>
-    <w:bookmarkEnd w:id="22"/>
-    <w:bookmarkStart w:id="23" w:name="alterar-senha"/>
+    <w:bookmarkEnd w:id="23"/>
+    <w:bookmarkStart w:id="24" w:name="alterar-senha"/>
     <w:p>
       <w:pPr>
         <w:pStyle w:val="Heading3"/>
@@ -3088,9 +3142,9 @@
         </w:pict>
       </w:r>
     </w:p>
-    <w:bookmarkEnd w:id="23"/>
     <w:bookmarkEnd w:id="24"/>
-    <w:bookmarkStart w:id="25" w:name="dicas-para-melhor-leitura-ocr"/>
+    <w:bookmarkEnd w:id="25"/>
+    <w:bookmarkStart w:id="26" w:name="dicas-para-melhor-leitura-ocr"/>
     <w:p>
       <w:pPr>
         <w:pStyle w:val="Heading2"/>
@@ -3338,8 +3392,8 @@
         </w:pict>
       </w:r>
     </w:p>
-    <w:bookmarkEnd w:id="25"/>
-    <w:bookmarkStart w:id="26" w:name="X287956fb9f34a0272ba812a4bb7a4b15e8dc808"/>
+    <w:bookmarkEnd w:id="26"/>
+    <w:bookmarkStart w:id="27" w:name="X287956fb9f34a0272ba812a4bb7a4b15e8dc808"/>
     <w:p>
       <w:pPr>
         <w:pStyle w:val="Heading2"/>
@@ -3667,8 +3721,8 @@
         </w:pict>
       </w:r>
     </w:p>
-    <w:bookmarkEnd w:id="26"/>
-    <w:bookmarkStart w:id="27" w:name="obtendo-ajuda"/>
+    <w:bookmarkEnd w:id="27"/>
+    <w:bookmarkStart w:id="28" w:name="obtendo-ajuda"/>
     <w:p>
       <w:pPr>
         <w:pStyle w:val="Heading2"/>
@@ -3749,8 +3803,8 @@
         <w:t xml:space="preserve">campos, escolhe a propriedade, aperta Salvar.</w:t>
       </w:r>
     </w:p>
-    <w:bookmarkEnd w:id="27"/>
     <w:bookmarkEnd w:id="28"/>
+    <w:bookmarkEnd w:id="29"/>
     <w:sectPr>
       <w:footnotePr>
         <w:numRestart w:val="eachSect"/>

--- a/docs/CONTRACTOR_GUIDE.pt-BR.docx
+++ b/docs/CONTRACTOR_GUIDE.pt-BR.docx
@@ -2,7 +2,7 @@
 <file path=word/document.xml><?xml version="1.0" encoding="utf-8"?>
 <w:document xmlns:w="http://schemas.openxmlformats.org/wordprocessingml/2006/main" xmlns:m="http://schemas.openxmlformats.org/officeDocument/2006/math" xmlns:r="http://schemas.openxmlformats.org/officeDocument/2006/relationships" xmlns:o="urn:schemas-microsoft-com:office:office" xmlns:v="urn:schemas-microsoft-com:vml" xmlns:w10="urn:schemas-microsoft-com:office:word" xmlns:a="http://schemas.openxmlformats.org/drawingml/2006/main" xmlns:pic="http://schemas.openxmlformats.org/drawingml/2006/picture" xmlns:wp="http://schemas.openxmlformats.org/drawingml/2006/wordprocessingDrawing">
   <w:body>
-    <w:bookmarkStart w:id="29" w:name="ledgerx-guia-do-prestador"/>
+    <w:bookmarkStart w:id="30" w:name="ledgerx-guia-do-prestador"/>
     <w:p>
       <w:pPr>
         <w:pStyle w:val="Heading1"/>
@@ -2709,12 +2709,93 @@
       </w:r>
     </w:p>
     <w:bookmarkEnd w:id="19"/>
-    <w:bookmarkStart w:id="20" w:name="aviso-de-possível-duplicata"/>
+    <w:bookmarkStart w:id="20" w:name="modelos-salve-uma-vez-reuse-sempre"/>
     <w:p>
       <w:pPr>
         <w:pStyle w:val="Heading2"/>
       </w:pPr>
       <w:r>
+        <w:t xml:space="preserve">Modelos (Salve uma vez, Reuse sempre)</w:t>
+      </w:r>
+    </w:p>
+    <w:p>
+      <w:pPr>
+        <w:pStyle w:val="FirstParagraph"/>
+      </w:pPr>
+      <w:r>
+        <w:t xml:space="preserve">Para entradas recorrentes (aluguel, utilidades, retainer mensal, limpeza semanal), salve um modelo uma vez e reutilize em um clique.</w:t>
+      </w:r>
+    </w:p>
+    <w:p>
+      <w:pPr>
+        <w:pStyle w:val="BodyText"/>
+      </w:pPr>
+      <w:r>
+        <w:t xml:space="preserve">Para salvar: preencha o formulário normalmente, marque</w:t>
+      </w:r>
+      <w:r>
+        <w:t xml:space="preserve"> </w:t>
+      </w:r>
+      <w:r>
+        <w:t xml:space="preserve">“Salvar como modelo”</w:t>
+      </w:r>
+      <w:r>
+        <w:t xml:space="preserve"> </w:t>
+      </w:r>
+      <w:r>
+        <w:t xml:space="preserve">na parte inferior e dê um nome (</w:t>
+      </w:r>
+      <w:r>
+        <w:t xml:space="preserve">“Aluguel Mensal”</w:t>
+      </w:r>
+      <w:r>
+        <w:t xml:space="preserve">,</w:t>
+      </w:r>
+      <w:r>
+        <w:t xml:space="preserve"> </w:t>
+      </w:r>
+      <w:r>
+        <w:t xml:space="preserve">“Internet Comcast”</w:t>
+      </w:r>
+      <w:r>
+        <w:t xml:space="preserve">), depois salve. A transação é salva e o modelo é armazenado.</w:t>
+      </w:r>
+    </w:p>
+    <w:p>
+      <w:pPr>
+        <w:pStyle w:val="BodyText"/>
+      </w:pPr>
+      <w:r>
+        <w:t xml:space="preserve">Para usar: abra Adicionar Transação ou Enviar Nota Fiscal. O painel</w:t>
+      </w:r>
+      <w:r>
+        <w:t xml:space="preserve"> </w:t>
+      </w:r>
+      <w:r>
+        <w:t xml:space="preserve">“Usar um modelo salvo”</w:t>
+      </w:r>
+      <w:r>
+        <w:t xml:space="preserve"> </w:t>
+      </w:r>
+      <w:r>
+        <w:t xml:space="preserve">no topo mostra seus modelos como chips. Toque em um — todos os campos aplicáveis se preenchem. Ajuste o que precisar e salve.</w:t>
+      </w:r>
+    </w:p>
+    <w:p>
+      <w:pPr>
+        <w:pStyle w:val="BodyText"/>
+      </w:pPr>
+      <w:r>
+        <w:t xml:space="preserve">Modelos são privados da sua conta — não vazam entre membros da residência. Para notas fiscais, o número da nota não é armazenado no modelo, já que cada envio precisa de um número novo.</w:t>
+      </w:r>
+    </w:p>
+    <w:bookmarkEnd w:id="20"/>
+    <w:bookmarkStart w:id="21" w:name="aviso-de-possível-duplicata"/>
+    <w:p>
+      <w:pPr>
+        <w:pStyle w:val="Heading2"/>
+      </w:pPr>
+      <w:r>
         <w:t xml:space="preserve">Aviso de Possível Duplicata</w:t>
       </w:r>
     </w:p>
@@ -2723,11 +2804,35 @@
         <w:pStyle w:val="FirstParagraph"/>
       </w:pPr>
       <w:r>
-        <w:t xml:space="preserve">Se você enviar um recibo com o mesmo fornecedor, total e data (±1 dia) de outro já registrado nesta residência, um aviso âmbar aparece no topo do formulário para você identificar um reenvio antes de salvar. Lógica equivalente para notas fiscais, comparando pelo número dentro do imóvel. O aviso não bloqueia — se for mesmo intencional, basta salvar.</w:t>
-      </w:r>
-    </w:p>
-    <w:bookmarkEnd w:id="20"/>
-    <w:bookmarkStart w:id="21" w:name="Xe4ed87859bdf7f21f0073889bd935c2934f61b9"/>
+        <w:t xml:space="preserve">Se você enviar um recibo com o mesmo fornecedor, total e data (±1 dia)</w:t>
+      </w:r>
+      <w:r>
+        <w:t xml:space="preserve"> </w:t>
+      </w:r>
+      <w:r>
+        <w:t xml:space="preserve">de outro já registrado nesta residência, um aviso âmbar aparece no topo</w:t>
+      </w:r>
+      <w:r>
+        <w:t xml:space="preserve"> </w:t>
+      </w:r>
+      <w:r>
+        <w:t xml:space="preserve">do formulário para você identificar um reenvio antes de salvar. Lógica</w:t>
+      </w:r>
+      <w:r>
+        <w:t xml:space="preserve"> </w:t>
+      </w:r>
+      <w:r>
+        <w:t xml:space="preserve">equivalente para notas fiscais, comparando pelo número dentro do imóvel.</w:t>
+      </w:r>
+      <w:r>
+        <w:t xml:space="preserve"> </w:t>
+      </w:r>
+      <w:r>
+        <w:t xml:space="preserve">O aviso não bloqueia — se for mesmo intencional, basta salvar.</w:t>
+      </w:r>
+    </w:p>
+    <w:bookmarkEnd w:id="21"/>
+    <w:bookmarkStart w:id="22" w:name="Xe4ed87859bdf7f21f0073889bd935c2934f61b9"/>
     <w:p>
       <w:pPr>
         <w:pStyle w:val="Heading2"/>
@@ -2800,8 +2905,8 @@
         <w:t xml:space="preserve">sobrescrevê-la antes de salvar — a sugestão é só um ponto de partida.</w:t>
       </w:r>
     </w:p>
-    <w:bookmarkEnd w:id="21"/>
-    <w:bookmarkStart w:id="22" w:name="novidades-ícone-do-sino"/>
+    <w:bookmarkEnd w:id="22"/>
+    <w:bookmarkStart w:id="23" w:name="novidades-ícone-do-sino"/>
     <w:p>
       <w:pPr>
         <w:pStyle w:val="Heading2"/>
@@ -2908,8 +3013,8 @@
         <w:t xml:space="preserve">lançados — sem mais atualizações silenciosas.</w:t>
       </w:r>
     </w:p>
-    <w:bookmarkEnd w:id="22"/>
-    <w:bookmarkStart w:id="25" w:name="configurações-da-conta"/>
+    <w:bookmarkEnd w:id="23"/>
+    <w:bookmarkStart w:id="26" w:name="configurações-da-conta"/>
     <w:p>
       <w:pPr>
         <w:pStyle w:val="Heading2"/>
@@ -2948,7 +3053,7 @@
         <w:t xml:space="preserve">painel.</w:t>
       </w:r>
     </w:p>
-    <w:bookmarkStart w:id="23" w:name="adicionar-ou-atualizar-e-mail"/>
+    <w:bookmarkStart w:id="24" w:name="adicionar-ou-atualizar-e-mail"/>
     <w:p>
       <w:pPr>
         <w:pStyle w:val="Heading3"/>
@@ -3049,8 +3154,8 @@
         <w:t xml:space="preserve">.</w:t>
       </w:r>
     </w:p>
-    <w:bookmarkEnd w:id="23"/>
-    <w:bookmarkStart w:id="24" w:name="alterar-senha"/>
+    <w:bookmarkEnd w:id="24"/>
+    <w:bookmarkStart w:id="25" w:name="alterar-senha"/>
     <w:p>
       <w:pPr>
         <w:pStyle w:val="Heading3"/>
@@ -3142,9 +3247,9 @@
         </w:pict>
       </w:r>
     </w:p>
-    <w:bookmarkEnd w:id="24"/>
     <w:bookmarkEnd w:id="25"/>
-    <w:bookmarkStart w:id="26" w:name="dicas-para-melhor-leitura-ocr"/>
+    <w:bookmarkEnd w:id="26"/>
+    <w:bookmarkStart w:id="27" w:name="dicas-para-melhor-leitura-ocr"/>
     <w:p>
       <w:pPr>
         <w:pStyle w:val="Heading2"/>
@@ -3392,8 +3497,8 @@
         </w:pict>
       </w:r>
     </w:p>
-    <w:bookmarkEnd w:id="26"/>
-    <w:bookmarkStart w:id="27" w:name="X287956fb9f34a0272ba812a4bb7a4b15e8dc808"/>
+    <w:bookmarkEnd w:id="27"/>
+    <w:bookmarkStart w:id="28" w:name="X287956fb9f34a0272ba812a4bb7a4b15e8dc808"/>
     <w:p>
       <w:pPr>
         <w:pStyle w:val="Heading2"/>
@@ -3721,8 +3826,8 @@
         </w:pict>
       </w:r>
     </w:p>
-    <w:bookmarkEnd w:id="27"/>
-    <w:bookmarkStart w:id="28" w:name="obtendo-ajuda"/>
+    <w:bookmarkEnd w:id="28"/>
+    <w:bookmarkStart w:id="29" w:name="obtendo-ajuda"/>
     <w:p>
       <w:pPr>
         <w:pStyle w:val="Heading2"/>
@@ -3803,8 +3908,8 @@
         <w:t xml:space="preserve">campos, escolhe a propriedade, aperta Salvar.</w:t>
       </w:r>
     </w:p>
-    <w:bookmarkEnd w:id="28"/>
     <w:bookmarkEnd w:id="29"/>
+    <w:bookmarkEnd w:id="30"/>
     <w:sectPr>
       <w:footnotePr>
         <w:numRestart w:val="eachSect"/>
